--- a/学习记录.docx
+++ b/学习记录.docx
@@ -23,7 +23,30 @@
           <w:szCs w:val="24"/>
           <w:highlight w:val="none"/>
         </w:rPr>
-        <w:t>一、文件《hello_Cpp》（2026/5/28更新）</w:t>
+        <w:t>一、文件《hello_Cpp》（2026/5/2</w:t>
+      </w:r>
+      <w:r>
+        <w:rPr>
+          <w:rFonts w:hint="eastAsia" w:ascii="宋体" w:hAnsi="宋体"/>
+          <w:b/>
+          <w:color w:val="auto"/>
+          <w:sz w:val="36"/>
+          <w:szCs w:val="24"/>
+          <w:highlight w:val="none"/>
+          <w:lang w:val="en-US" w:eastAsia="zh-CN"/>
+        </w:rPr>
+        <w:t>9</w:t>
+      </w:r>
+      <w:r>
+        <w:rPr>
+          <w:rFonts w:hint="eastAsia" w:ascii="宋体" w:hAnsi="宋体" w:eastAsia="宋体"/>
+          <w:b/>
+          <w:color w:val="auto"/>
+          <w:sz w:val="36"/>
+          <w:szCs w:val="24"/>
+          <w:highlight w:val="none"/>
+        </w:rPr>
+        <w:t>更新）</w:t>
       </w:r>
     </w:p>
     <w:p>
@@ -117,6 +140,8 @@
         </w:rPr>
         <w:t>using namespace std;</w:t>
       </w:r>
+      <w:bookmarkStart w:id="0" w:name="_GoBack"/>
+      <w:bookmarkEnd w:id="0"/>
     </w:p>
     <w:p>
       <w:pPr>
@@ -297,8 +322,6 @@
         </w:rPr>
         <w:t>打印代码：</w:t>
       </w:r>
-      <w:bookmarkStart w:id="0" w:name="_GoBack"/>
-      <w:bookmarkEnd w:id="0"/>
     </w:p>
     <w:p>
       <w:pPr>
@@ -371,6 +394,7 @@
     <w:p>
       <w:pPr>
         <w:numPr>
+          <w:ilvl w:val="0"/>
           <w:numId w:val="0"/>
         </w:numPr>
         <w:spacing w:beforeLines="0" w:afterLines="0"/>
@@ -786,7 +810,7 @@
       <w:jc w:val="both"/>
     </w:pPr>
     <w:rPr>
-      <w:rFonts w:eastAsia="宋体"/>
+      <w:rFonts w:eastAsia="宋体" w:asciiTheme="minorHAnsi" w:hAnsiTheme="minorHAnsi" w:cstheme="minorBidi"/>
       <w:kern w:val="2"/>
       <w:sz w:val="21"/>
     </w:rPr>

--- a/学习记录.docx
+++ b/学习记录.docx
@@ -23,7 +23,30 @@
           <w:szCs w:val="24"/>
           <w:highlight w:val="none"/>
         </w:rPr>
-        <w:t>一、文件《hello_Cpp》（2026/5/2</w:t>
+        <w:t>一、文件《</w:t>
+      </w:r>
+      <w:r>
+        <w:rPr>
+          <w:rFonts w:hint="eastAsia" w:ascii="宋体" w:hAnsi="宋体"/>
+          <w:b/>
+          <w:color w:val="auto"/>
+          <w:sz w:val="36"/>
+          <w:szCs w:val="24"/>
+          <w:highlight w:val="none"/>
+          <w:lang w:val="en-US" w:eastAsia="zh-CN"/>
+        </w:rPr>
+        <w:t>1_</w:t>
+      </w:r>
+      <w:r>
+        <w:rPr>
+          <w:rFonts w:hint="eastAsia" w:ascii="宋体" w:hAnsi="宋体" w:eastAsia="宋体"/>
+          <w:b/>
+          <w:color w:val="auto"/>
+          <w:sz w:val="36"/>
+          <w:szCs w:val="24"/>
+          <w:highlight w:val="none"/>
+        </w:rPr>
+        <w:t>hello_Cpp》（2026/5/2</w:t>
       </w:r>
       <w:r>
         <w:rPr>
@@ -112,6 +135,8 @@
         </w:rPr>
         <w:t>#include&lt;iostream&gt;</w:t>
       </w:r>
+      <w:bookmarkStart w:id="0" w:name="_GoBack"/>
+      <w:bookmarkEnd w:id="0"/>
     </w:p>
     <w:p>
       <w:pPr>
@@ -140,8 +165,6 @@
         </w:rPr>
         <w:t>using namespace std;</w:t>
       </w:r>
-      <w:bookmarkStart w:id="0" w:name="_GoBack"/>
-      <w:bookmarkEnd w:id="0"/>
     </w:p>
     <w:p>
       <w:pPr>

--- a/学习记录.docx
+++ b/学习记录.docx
@@ -23,7 +23,7 @@
           <w:szCs w:val="24"/>
           <w:highlight w:val="none"/>
         </w:rPr>
-        <w:t>一、文件《</w:t>
+        <w:t>一、《</w:t>
       </w:r>
       <w:r>
         <w:rPr>
@@ -74,342 +74,238 @@
     </w:p>
     <w:p>
       <w:pPr>
-        <w:spacing w:beforeLines="0" w:afterLines="0"/>
-        <w:jc w:val="left"/>
-        <w:rPr>
-          <w:rFonts w:hint="eastAsia" w:ascii="宋体" w:hAnsi="宋体" w:eastAsia="宋体"/>
-          <w:color w:val="auto"/>
-          <w:sz w:val="21"/>
-          <w:szCs w:val="21"/>
-          <w:highlight w:val="none"/>
-        </w:rPr>
-      </w:pPr>
-      <w:r>
-        <w:rPr>
-          <w:rFonts w:hint="eastAsia" w:ascii="宋体" w:hAnsi="宋体" w:eastAsia="宋体"/>
-          <w:color w:val="auto"/>
-          <w:sz w:val="21"/>
-          <w:szCs w:val="21"/>
-          <w:highlight w:val="none"/>
+        <w:bidi w:val="0"/>
+        <w:rPr>
+          <w:rFonts w:hint="eastAsia"/>
+        </w:rPr>
+      </w:pPr>
+      <w:r>
+        <w:rPr>
+          <w:rFonts w:hint="eastAsia"/>
         </w:rPr>
         <w:t>1、C++的整体框架，如下：</w:t>
       </w:r>
     </w:p>
     <w:p>
       <w:pPr>
-        <w:spacing w:beforeLines="0" w:afterLines="0"/>
-        <w:jc w:val="left"/>
-        <w:rPr>
-          <w:rFonts w:hint="eastAsia" w:ascii="宋体" w:hAnsi="宋体" w:eastAsia="宋体"/>
-          <w:color w:val="auto"/>
-          <w:sz w:val="21"/>
-          <w:szCs w:val="21"/>
-          <w:highlight w:val="none"/>
-        </w:rPr>
-      </w:pPr>
-    </w:p>
-    <w:p>
-      <w:pPr>
-        <w:numPr>
-          <w:ilvl w:val="0"/>
-          <w:numId w:val="1"/>
-        </w:numPr>
-        <w:spacing w:beforeLines="0" w:afterLines="0"/>
-        <w:ind w:left="420" w:leftChars="0" w:hanging="420" w:firstLineChars="0"/>
-        <w:jc w:val="left"/>
-        <w:rPr>
-          <w:rFonts w:hint="eastAsia" w:ascii="宋体" w:hAnsi="宋体" w:eastAsia="宋体"/>
-          <w:color w:val="auto"/>
-          <w:sz w:val="21"/>
-          <w:szCs w:val="21"/>
-          <w:highlight w:val="none"/>
-        </w:rPr>
-      </w:pPr>
-      <w:r>
-        <w:rPr>
-          <w:rFonts w:hint="eastAsia" w:ascii="宋体" w:hAnsi="宋体" w:eastAsia="宋体"/>
-          <w:color w:val="auto"/>
-          <w:sz w:val="21"/>
-          <w:szCs w:val="21"/>
-          <w:highlight w:val="none"/>
+        <w:keepNext w:val="0"/>
+        <w:keepLines w:val="0"/>
+        <w:pageBreakBefore w:val="0"/>
+        <w:widowControl/>
+        <w:kinsoku/>
+        <w:wordWrap/>
+        <w:overflowPunct/>
+        <w:topLinePunct w:val="0"/>
+        <w:autoSpaceDE/>
+        <w:autoSpaceDN/>
+        <w:bidi w:val="0"/>
+        <w:adjustRightInd/>
+        <w:snapToGrid/>
+        <w:ind w:firstLine="420" w:firstLineChars="200"/>
+        <w:textAlignment w:val="auto"/>
+        <w:rPr>
+          <w:rFonts w:hint="eastAsia"/>
+        </w:rPr>
+      </w:pPr>
+      <w:r>
+        <w:rPr>
+          <w:rFonts w:hint="eastAsia"/>
         </w:rPr>
         <w:t>#include&lt;iostream&gt;</w:t>
       </w:r>
-      <w:bookmarkStart w:id="0" w:name="_GoBack"/>
-      <w:bookmarkEnd w:id="0"/>
-    </w:p>
-    <w:p>
-      <w:pPr>
-        <w:numPr>
-          <w:ilvl w:val="0"/>
-          <w:numId w:val="1"/>
-        </w:numPr>
-        <w:spacing w:beforeLines="0" w:afterLines="0"/>
-        <w:ind w:left="420" w:leftChars="0" w:hanging="420" w:firstLineChars="0"/>
-        <w:jc w:val="left"/>
-        <w:rPr>
-          <w:rFonts w:hint="eastAsia" w:ascii="宋体" w:hAnsi="宋体" w:eastAsia="宋体"/>
-          <w:color w:val="auto"/>
-          <w:sz w:val="21"/>
-          <w:szCs w:val="21"/>
-          <w:highlight w:val="none"/>
-        </w:rPr>
-      </w:pPr>
-      <w:r>
-        <w:rPr>
-          <w:rFonts w:hint="eastAsia" w:ascii="宋体" w:hAnsi="宋体" w:eastAsia="宋体"/>
-          <w:color w:val="auto"/>
-          <w:sz w:val="21"/>
-          <w:szCs w:val="21"/>
-          <w:highlight w:val="none"/>
+    </w:p>
+    <w:p>
+      <w:pPr>
+        <w:keepNext w:val="0"/>
+        <w:keepLines w:val="0"/>
+        <w:pageBreakBefore w:val="0"/>
+        <w:widowControl/>
+        <w:kinsoku/>
+        <w:wordWrap/>
+        <w:overflowPunct/>
+        <w:topLinePunct w:val="0"/>
+        <w:autoSpaceDE/>
+        <w:autoSpaceDN/>
+        <w:bidi w:val="0"/>
+        <w:adjustRightInd/>
+        <w:snapToGrid/>
+        <w:ind w:firstLine="420" w:firstLineChars="200"/>
+        <w:textAlignment w:val="auto"/>
+        <w:rPr>
+          <w:rFonts w:hint="eastAsia"/>
+        </w:rPr>
+      </w:pPr>
+      <w:r>
+        <w:rPr>
+          <w:rFonts w:hint="eastAsia"/>
         </w:rPr>
         <w:t>using namespace std;</w:t>
       </w:r>
     </w:p>
     <w:p>
       <w:pPr>
-        <w:numPr>
-          <w:ilvl w:val="0"/>
-          <w:numId w:val="1"/>
-        </w:numPr>
-        <w:spacing w:beforeLines="0" w:afterLines="0"/>
-        <w:ind w:left="420" w:leftChars="0" w:hanging="420" w:firstLineChars="0"/>
-        <w:jc w:val="left"/>
-        <w:rPr>
-          <w:rFonts w:hint="eastAsia" w:ascii="宋体" w:hAnsi="宋体" w:eastAsia="宋体"/>
-          <w:color w:val="auto"/>
-          <w:sz w:val="21"/>
-          <w:szCs w:val="21"/>
-          <w:highlight w:val="none"/>
-        </w:rPr>
-      </w:pPr>
-      <w:r>
-        <w:rPr>
-          <w:rFonts w:hint="eastAsia" w:ascii="宋体" w:hAnsi="宋体" w:eastAsia="宋体"/>
-          <w:color w:val="auto"/>
-          <w:sz w:val="21"/>
-          <w:szCs w:val="21"/>
-          <w:highlight w:val="none"/>
+        <w:keepNext w:val="0"/>
+        <w:keepLines w:val="0"/>
+        <w:pageBreakBefore w:val="0"/>
+        <w:widowControl/>
+        <w:kinsoku/>
+        <w:wordWrap/>
+        <w:overflowPunct/>
+        <w:topLinePunct w:val="0"/>
+        <w:autoSpaceDE/>
+        <w:autoSpaceDN/>
+        <w:bidi w:val="0"/>
+        <w:adjustRightInd/>
+        <w:snapToGrid/>
+        <w:ind w:firstLine="420" w:firstLineChars="200"/>
+        <w:textAlignment w:val="auto"/>
+        <w:rPr>
+          <w:rFonts w:hint="eastAsia"/>
+        </w:rPr>
+      </w:pPr>
+      <w:r>
+        <w:rPr>
+          <w:rFonts w:hint="eastAsia"/>
         </w:rPr>
         <w:t>int main()</w:t>
       </w:r>
     </w:p>
     <w:p>
       <w:pPr>
-        <w:numPr>
-          <w:ilvl w:val="0"/>
-          <w:numId w:val="1"/>
-        </w:numPr>
-        <w:spacing w:beforeLines="0" w:afterLines="0"/>
-        <w:ind w:left="420" w:leftChars="0" w:hanging="420" w:firstLineChars="0"/>
-        <w:jc w:val="left"/>
-        <w:rPr>
-          <w:rFonts w:hint="eastAsia" w:ascii="宋体" w:hAnsi="宋体" w:eastAsia="宋体"/>
-          <w:color w:val="auto"/>
-          <w:sz w:val="21"/>
-          <w:szCs w:val="21"/>
-          <w:highlight w:val="none"/>
-        </w:rPr>
-      </w:pPr>
-      <w:r>
-        <w:rPr>
-          <w:rFonts w:hint="eastAsia" w:ascii="宋体" w:hAnsi="宋体" w:eastAsia="宋体"/>
-          <w:color w:val="auto"/>
-          <w:sz w:val="21"/>
-          <w:szCs w:val="21"/>
-          <w:highlight w:val="none"/>
+        <w:keepNext w:val="0"/>
+        <w:keepLines w:val="0"/>
+        <w:pageBreakBefore w:val="0"/>
+        <w:widowControl/>
+        <w:kinsoku/>
+        <w:wordWrap/>
+        <w:overflowPunct/>
+        <w:topLinePunct w:val="0"/>
+        <w:autoSpaceDE/>
+        <w:autoSpaceDN/>
+        <w:bidi w:val="0"/>
+        <w:adjustRightInd/>
+        <w:snapToGrid/>
+        <w:ind w:firstLine="420" w:firstLineChars="200"/>
+        <w:textAlignment w:val="auto"/>
+        <w:rPr>
+          <w:rFonts w:hint="eastAsia"/>
+        </w:rPr>
+      </w:pPr>
+      <w:r>
+        <w:rPr>
+          <w:rFonts w:hint="eastAsia"/>
         </w:rPr>
         <w:t>{</w:t>
       </w:r>
     </w:p>
     <w:p>
       <w:pPr>
-        <w:numPr>
-          <w:ilvl w:val="0"/>
-          <w:numId w:val="1"/>
-        </w:numPr>
-        <w:spacing w:beforeLines="0" w:afterLines="0"/>
-        <w:ind w:left="420" w:leftChars="0" w:hanging="420" w:firstLineChars="0"/>
-        <w:jc w:val="left"/>
-        <w:rPr>
-          <w:rFonts w:hint="eastAsia" w:ascii="宋体" w:hAnsi="宋体" w:eastAsia="宋体"/>
-          <w:color w:val="auto"/>
-          <w:sz w:val="21"/>
-          <w:szCs w:val="21"/>
-          <w:highlight w:val="none"/>
-        </w:rPr>
-      </w:pPr>
-      <w:r>
-        <w:rPr>
-          <w:rFonts w:hint="eastAsia" w:ascii="宋体" w:hAnsi="宋体" w:eastAsia="宋体"/>
-          <w:color w:val="auto"/>
-          <w:sz w:val="21"/>
-          <w:szCs w:val="21"/>
-          <w:highlight w:val="none"/>
+        <w:keepNext w:val="0"/>
+        <w:keepLines w:val="0"/>
+        <w:pageBreakBefore w:val="0"/>
+        <w:widowControl/>
+        <w:kinsoku/>
+        <w:wordWrap/>
+        <w:overflowPunct/>
+        <w:topLinePunct w:val="0"/>
+        <w:autoSpaceDE/>
+        <w:autoSpaceDN/>
+        <w:bidi w:val="0"/>
+        <w:adjustRightInd/>
+        <w:snapToGrid/>
+        <w:ind w:firstLine="420" w:firstLineChars="200"/>
+        <w:textAlignment w:val="auto"/>
+        <w:rPr>
+          <w:rFonts w:hint="eastAsia"/>
+        </w:rPr>
+      </w:pPr>
+      <w:r>
+        <w:rPr>
+          <w:rFonts w:hint="eastAsia"/>
         </w:rPr>
         <w:t>system("pause");</w:t>
       </w:r>
     </w:p>
     <w:p>
       <w:pPr>
-        <w:numPr>
-          <w:ilvl w:val="0"/>
-          <w:numId w:val="1"/>
-        </w:numPr>
-        <w:spacing w:beforeLines="0" w:afterLines="0"/>
-        <w:ind w:left="420" w:leftChars="0" w:hanging="420" w:firstLineChars="0"/>
-        <w:jc w:val="left"/>
-        <w:rPr>
-          <w:rFonts w:hint="eastAsia" w:ascii="宋体" w:hAnsi="宋体" w:eastAsia="宋体"/>
-          <w:color w:val="auto"/>
-          <w:sz w:val="21"/>
-          <w:szCs w:val="21"/>
-          <w:highlight w:val="none"/>
-        </w:rPr>
-      </w:pPr>
-      <w:r>
-        <w:rPr>
-          <w:rFonts w:hint="eastAsia" w:ascii="宋体" w:hAnsi="宋体" w:eastAsia="宋体"/>
-          <w:color w:val="auto"/>
-          <w:sz w:val="21"/>
-          <w:szCs w:val="21"/>
-          <w:highlight w:val="none"/>
+        <w:keepNext w:val="0"/>
+        <w:keepLines w:val="0"/>
+        <w:pageBreakBefore w:val="0"/>
+        <w:widowControl/>
+        <w:kinsoku/>
+        <w:wordWrap/>
+        <w:overflowPunct/>
+        <w:topLinePunct w:val="0"/>
+        <w:autoSpaceDE/>
+        <w:autoSpaceDN/>
+        <w:bidi w:val="0"/>
+        <w:adjustRightInd/>
+        <w:snapToGrid/>
+        <w:ind w:firstLine="420" w:firstLineChars="200"/>
+        <w:textAlignment w:val="auto"/>
+        <w:rPr>
+          <w:rFonts w:hint="eastAsia"/>
+        </w:rPr>
+      </w:pPr>
+      <w:r>
+        <w:rPr>
+          <w:rFonts w:hint="eastAsia"/>
         </w:rPr>
         <w:t>return 0;</w:t>
       </w:r>
     </w:p>
     <w:p>
       <w:pPr>
-        <w:numPr>
-          <w:ilvl w:val="0"/>
-          <w:numId w:val="1"/>
-        </w:numPr>
-        <w:spacing w:beforeLines="0" w:afterLines="0"/>
-        <w:ind w:left="420" w:leftChars="0" w:hanging="420" w:firstLineChars="0"/>
-        <w:jc w:val="left"/>
-        <w:rPr>
-          <w:rFonts w:hint="eastAsia" w:ascii="宋体" w:hAnsi="宋体" w:eastAsia="宋体"/>
-          <w:color w:val="auto"/>
-          <w:sz w:val="21"/>
-          <w:szCs w:val="21"/>
-          <w:highlight w:val="none"/>
-        </w:rPr>
-      </w:pPr>
-      <w:r>
-        <w:rPr>
-          <w:rFonts w:hint="eastAsia" w:ascii="宋体" w:hAnsi="宋体" w:eastAsia="宋体"/>
-          <w:color w:val="auto"/>
-          <w:sz w:val="21"/>
-          <w:szCs w:val="21"/>
-          <w:highlight w:val="none"/>
+        <w:keepNext w:val="0"/>
+        <w:keepLines w:val="0"/>
+        <w:pageBreakBefore w:val="0"/>
+        <w:widowControl/>
+        <w:kinsoku/>
+        <w:wordWrap/>
+        <w:overflowPunct/>
+        <w:topLinePunct w:val="0"/>
+        <w:autoSpaceDE/>
+        <w:autoSpaceDN/>
+        <w:bidi w:val="0"/>
+        <w:adjustRightInd/>
+        <w:snapToGrid/>
+        <w:ind w:firstLine="420" w:firstLineChars="200"/>
+        <w:textAlignment w:val="auto"/>
+        <w:rPr>
+          <w:rFonts w:hint="eastAsia"/>
+        </w:rPr>
+      </w:pPr>
+      <w:r>
+        <w:rPr>
+          <w:rFonts w:hint="eastAsia"/>
         </w:rPr>
         <w:t>}</w:t>
       </w:r>
     </w:p>
     <w:p>
       <w:pPr>
-        <w:spacing w:beforeLines="0" w:afterLines="0"/>
-        <w:jc w:val="left"/>
-        <w:rPr>
-          <w:rFonts w:hint="eastAsia" w:ascii="宋体" w:hAnsi="宋体" w:eastAsia="宋体"/>
-          <w:color w:val="auto"/>
-          <w:sz w:val="21"/>
-          <w:szCs w:val="21"/>
-          <w:highlight w:val="none"/>
-        </w:rPr>
-      </w:pPr>
-    </w:p>
-    <w:p>
-      <w:pPr>
-        <w:numPr>
-          <w:ilvl w:val="0"/>
-          <w:numId w:val="2"/>
-        </w:numPr>
-        <w:spacing w:beforeLines="0" w:afterLines="0"/>
-        <w:jc w:val="left"/>
-        <w:rPr>
-          <w:rFonts w:hint="eastAsia" w:ascii="宋体" w:hAnsi="宋体" w:eastAsia="宋体"/>
-          <w:color w:val="auto"/>
-          <w:sz w:val="21"/>
-          <w:szCs w:val="21"/>
-          <w:highlight w:val="none"/>
-        </w:rPr>
-      </w:pPr>
-      <w:r>
-        <w:rPr>
-          <w:rFonts w:hint="eastAsia" w:ascii="宋体" w:hAnsi="宋体" w:eastAsia="宋体"/>
-          <w:color w:val="auto"/>
-          <w:sz w:val="21"/>
-          <w:szCs w:val="21"/>
-          <w:highlight w:val="none"/>
-        </w:rPr>
-        <w:t>打印代码：</w:t>
-      </w:r>
-    </w:p>
-    <w:p>
-      <w:pPr>
-        <w:numPr>
-          <w:ilvl w:val="0"/>
-          <w:numId w:val="3"/>
-        </w:numPr>
-        <w:spacing w:beforeLines="0" w:afterLines="0"/>
-        <w:ind w:left="420" w:leftChars="0" w:hanging="420" w:firstLineChars="0"/>
-        <w:jc w:val="left"/>
-        <w:rPr>
-          <w:rFonts w:hint="eastAsia" w:ascii="宋体" w:hAnsi="宋体" w:eastAsia="宋体"/>
-          <w:color w:val="auto"/>
-          <w:sz w:val="21"/>
-          <w:szCs w:val="21"/>
-          <w:highlight w:val="none"/>
-        </w:rPr>
-      </w:pPr>
-      <w:r>
-        <w:rPr>
-          <w:rFonts w:hint="eastAsia" w:ascii="宋体" w:hAnsi="宋体" w:eastAsia="宋体"/>
-          <w:color w:val="auto"/>
-          <w:sz w:val="21"/>
-          <w:szCs w:val="21"/>
-          <w:highlight w:val="none"/>
-        </w:rPr>
-        <w:t>cout &lt;&lt; "hello C++" &lt;&lt; endl;</w:t>
-      </w:r>
-    </w:p>
-    <w:p>
-      <w:pPr>
-        <w:spacing w:beforeLines="0" w:afterLines="0"/>
-        <w:jc w:val="left"/>
-        <w:rPr>
-          <w:rFonts w:hint="eastAsia" w:ascii="宋体" w:hAnsi="宋体" w:eastAsia="宋体"/>
-          <w:color w:val="auto"/>
-          <w:sz w:val="21"/>
-          <w:szCs w:val="21"/>
-          <w:highlight w:val="none"/>
-        </w:rPr>
-      </w:pPr>
-    </w:p>
-    <w:p>
-      <w:pPr>
-        <w:numPr>
-          <w:ilvl w:val="0"/>
-          <w:numId w:val="4"/>
-        </w:numPr>
-        <w:spacing w:beforeLines="0" w:afterLines="0"/>
-        <w:jc w:val="left"/>
-        <w:rPr>
-          <w:rFonts w:hint="eastAsia" w:ascii="宋体" w:hAnsi="宋体" w:eastAsia="宋体"/>
-          <w:color w:val="auto"/>
-          <w:sz w:val="21"/>
-          <w:szCs w:val="21"/>
-          <w:highlight w:val="none"/>
-        </w:rPr>
-      </w:pPr>
-      <w:r>
-        <w:rPr>
-          <w:rFonts w:hint="eastAsia" w:ascii="宋体" w:hAnsi="宋体" w:eastAsia="宋体"/>
-          <w:color w:val="auto"/>
-          <w:sz w:val="21"/>
-          <w:szCs w:val="21"/>
-          <w:highlight w:val="none"/>
+        <w:bidi w:val="0"/>
+        <w:rPr>
+          <w:rFonts w:hint="eastAsia"/>
+        </w:rPr>
+      </w:pPr>
+      <w:r>
+        <w:rPr>
+          <w:rFonts w:hint="eastAsia"/>
+        </w:rPr>
+        <w:t>打印代码：cout &lt;&lt; "hello C++" &lt;&lt; endl;</w:t>
+      </w:r>
+    </w:p>
+    <w:p>
+      <w:pPr>
+        <w:bidi w:val="0"/>
+        <w:rPr>
+          <w:rFonts w:hint="eastAsia"/>
+        </w:rPr>
+      </w:pPr>
+      <w:r>
+        <w:rPr>
+          <w:rFonts w:hint="eastAsia"/>
         </w:rPr>
         <w:t>输出图片</w:t>
       </w:r>
@@ -442,8 +338,8 @@
         </w:rPr>
         <w:drawing>
           <wp:inline distT="0" distB="0" distL="114300" distR="114300">
-            <wp:extent cx="4227195" cy="2092960"/>
-            <wp:effectExtent l="0" t="0" r="1905" b="2540"/>
+            <wp:extent cx="2846070" cy="1109345"/>
+            <wp:effectExtent l="0" t="0" r="0" b="0"/>
             <wp:docPr id="1" name="图片 1" descr="屏幕截图 2026-05-28 145547"/>
             <wp:cNvGraphicFramePr>
               <a:graphicFrameLocks xmlns:a="http://schemas.openxmlformats.org/drawingml/2006/main" noChangeAspect="1"/>
@@ -459,6 +355,7 @@
                   </pic:nvPicPr>
                   <pic:blipFill>
                     <a:blip r:embed="rId4"/>
+                    <a:srcRect r="32672" b="46996"/>
                     <a:stretch>
                       <a:fillRect/>
                     </a:stretch>
@@ -466,7 +363,7 @@
                   <pic:spPr>
                     <a:xfrm>
                       <a:off x="0" y="0"/>
-                      <a:ext cx="4227195" cy="2092960"/>
+                      <a:ext cx="2846070" cy="1109345"/>
                     </a:xfrm>
                     <a:prstGeom prst="rect">
                       <a:avLst/>
@@ -478,8 +375,219 @@
           </wp:inline>
         </w:drawing>
       </w:r>
+      <w:bookmarkStart w:id="0" w:name="_GoBack"/>
+      <w:bookmarkEnd w:id="0"/>
     </w:p>
     <w:p/>
+    <w:p>
+      <w:pPr>
+        <w:numPr>
+          <w:ilvl w:val="0"/>
+          <w:numId w:val="1"/>
+        </w:numPr>
+        <w:rPr>
+          <w:rFonts w:hint="eastAsia" w:ascii="宋体" w:hAnsi="宋体" w:eastAsia="宋体"/>
+          <w:b/>
+          <w:color w:val="auto"/>
+          <w:sz w:val="36"/>
+          <w:szCs w:val="24"/>
+          <w:highlight w:val="none"/>
+        </w:rPr>
+      </w:pPr>
+      <w:r>
+        <w:rPr>
+          <w:rFonts w:hint="eastAsia" w:ascii="宋体" w:hAnsi="宋体" w:eastAsia="宋体"/>
+          <w:b/>
+          <w:color w:val="auto"/>
+          <w:sz w:val="36"/>
+          <w:szCs w:val="24"/>
+          <w:highlight w:val="none"/>
+        </w:rPr>
+        <w:t>《</w:t>
+      </w:r>
+      <w:r>
+        <w:rPr>
+          <w:rFonts w:hint="eastAsia" w:ascii="宋体" w:hAnsi="宋体"/>
+          <w:b/>
+          <w:color w:val="auto"/>
+          <w:sz w:val="36"/>
+          <w:szCs w:val="24"/>
+          <w:highlight w:val="none"/>
+          <w:lang w:val="en-US" w:eastAsia="zh-CN"/>
+        </w:rPr>
+        <w:t>2_comment_variable_constant</w:t>
+      </w:r>
+      <w:r>
+        <w:rPr>
+          <w:rFonts w:hint="eastAsia" w:ascii="宋体" w:hAnsi="宋体" w:eastAsia="宋体"/>
+          <w:b/>
+          <w:color w:val="auto"/>
+          <w:sz w:val="36"/>
+          <w:szCs w:val="24"/>
+          <w:highlight w:val="none"/>
+        </w:rPr>
+        <w:t>》（2026/5/2</w:t>
+      </w:r>
+      <w:r>
+        <w:rPr>
+          <w:rFonts w:hint="eastAsia" w:ascii="宋体" w:hAnsi="宋体"/>
+          <w:b/>
+          <w:color w:val="auto"/>
+          <w:sz w:val="36"/>
+          <w:szCs w:val="24"/>
+          <w:highlight w:val="none"/>
+          <w:lang w:val="en-US" w:eastAsia="zh-CN"/>
+        </w:rPr>
+        <w:t>9</w:t>
+      </w:r>
+      <w:r>
+        <w:rPr>
+          <w:rFonts w:hint="eastAsia" w:ascii="宋体" w:hAnsi="宋体" w:eastAsia="宋体"/>
+          <w:b/>
+          <w:color w:val="auto"/>
+          <w:sz w:val="36"/>
+          <w:szCs w:val="24"/>
+          <w:highlight w:val="none"/>
+        </w:rPr>
+        <w:t>更新）</w:t>
+      </w:r>
+    </w:p>
+    <w:p>
+      <w:pPr>
+        <w:numPr>
+          <w:ilvl w:val="0"/>
+          <w:numId w:val="2"/>
+        </w:numPr>
+        <w:bidi w:val="0"/>
+        <w:rPr>
+          <w:rFonts w:hint="eastAsia"/>
+          <w:lang w:val="en-US" w:eastAsia="zh-CN"/>
+        </w:rPr>
+      </w:pPr>
+      <w:r>
+        <w:rPr>
+          <w:rFonts w:hint="eastAsia"/>
+          <w:lang w:val="en-US" w:eastAsia="zh-CN"/>
+        </w:rPr>
+        <w:t>commet：注释（有单行注释single-line comment，与多行注释multi-line comment）；</w:t>
+      </w:r>
+    </w:p>
+    <w:p>
+      <w:pPr>
+        <w:numPr>
+          <w:ilvl w:val="0"/>
+          <w:numId w:val="2"/>
+        </w:numPr>
+        <w:bidi w:val="0"/>
+        <w:rPr>
+          <w:rFonts w:hint="eastAsia"/>
+          <w:lang w:val="en-US" w:eastAsia="zh-CN"/>
+        </w:rPr>
+      </w:pPr>
+      <w:r>
+        <w:rPr>
+          <w:rFonts w:hint="eastAsia"/>
+          <w:lang w:val="en-US" w:eastAsia="zh-CN"/>
+        </w:rPr>
+        <w:t>variable：变量（可以改变，一般写在函数里面）；</w:t>
+      </w:r>
+    </w:p>
+    <w:p>
+      <w:pPr>
+        <w:numPr>
+          <w:ilvl w:val="0"/>
+          <w:numId w:val="2"/>
+        </w:numPr>
+        <w:bidi w:val="0"/>
+        <w:rPr>
+          <w:rFonts w:hint="eastAsia"/>
+          <w:lang w:val="en-US" w:eastAsia="zh-CN"/>
+        </w:rPr>
+      </w:pPr>
+      <w:r>
+        <w:rPr>
+          <w:rFonts w:hint="eastAsia"/>
+          <w:lang w:val="en-US" w:eastAsia="zh-CN"/>
+        </w:rPr>
+        <w:t>constant：定量（分为宏定量与函数定量，宏变量为全局的，函数定量只在该函数内部为定量）</w:t>
+      </w:r>
+    </w:p>
+    <w:p>
+      <w:pPr>
+        <w:numPr>
+          <w:ilvl w:val="0"/>
+          <w:numId w:val="2"/>
+        </w:numPr>
+        <w:bidi w:val="0"/>
+        <w:rPr>
+          <w:rFonts w:hint="default"/>
+          <w:lang w:val="en-US" w:eastAsia="zh-CN"/>
+        </w:rPr>
+      </w:pPr>
+      <w:r>
+        <w:rPr>
+          <w:rFonts w:hint="eastAsia"/>
+          <w:lang w:val="en-US" w:eastAsia="zh-CN"/>
+        </w:rPr>
+        <w:t>输出结果：</w:t>
+      </w:r>
+    </w:p>
+    <w:p>
+      <w:pPr>
+        <w:numPr>
+          <w:numId w:val="0"/>
+        </w:numPr>
+        <w:bidi w:val="0"/>
+        <w:rPr>
+          <w:rFonts w:hint="default"/>
+          <w:lang w:val="en-US" w:eastAsia="zh-CN"/>
+        </w:rPr>
+      </w:pPr>
+      <w:r>
+        <w:rPr>
+          <w:rFonts w:hint="default"/>
+          <w:lang w:val="en-US" w:eastAsia="zh-CN"/>
+        </w:rPr>
+        <w:drawing>
+          <wp:inline distT="0" distB="0" distL="114300" distR="114300">
+            <wp:extent cx="2803525" cy="1325880"/>
+            <wp:effectExtent l="0" t="0" r="3175" b="7620"/>
+            <wp:docPr id="2" name="图片 2" descr="屏幕截图 2026-05-29 184804"/>
+            <wp:cNvGraphicFramePr>
+              <a:graphicFrameLocks xmlns:a="http://schemas.openxmlformats.org/drawingml/2006/main" noChangeAspect="1"/>
+            </wp:cNvGraphicFramePr>
+            <a:graphic xmlns:a="http://schemas.openxmlformats.org/drawingml/2006/main">
+              <a:graphicData uri="http://schemas.openxmlformats.org/drawingml/2006/picture">
+                <pic:pic xmlns:pic="http://schemas.openxmlformats.org/drawingml/2006/picture">
+                  <pic:nvPicPr>
+                    <pic:cNvPr id="2" name="图片 2" descr="屏幕截图 2026-05-29 184804"/>
+                    <pic:cNvPicPr>
+                      <a:picLocks noChangeAspect="1"/>
+                    </pic:cNvPicPr>
+                  </pic:nvPicPr>
+                  <pic:blipFill>
+                    <a:blip r:embed="rId5"/>
+                    <a:srcRect r="48909" b="50528"/>
+                    <a:stretch>
+                      <a:fillRect/>
+                    </a:stretch>
+                  </pic:blipFill>
+                  <pic:spPr>
+                    <a:xfrm>
+                      <a:off x="0" y="0"/>
+                      <a:ext cx="2803525" cy="1325880"/>
+                    </a:xfrm>
+                    <a:prstGeom prst="rect">
+                      <a:avLst/>
+                    </a:prstGeom>
+                  </pic:spPr>
+                </pic:pic>
+              </a:graphicData>
+            </a:graphic>
+          </wp:inline>
+        </w:drawing>
+      </w:r>
+    </w:p>
     <w:sectPr>
       <w:pgSz w:w="12240" w:h="15840"/>
       <w:pgMar w:top="1440" w:right="1800" w:bottom="1440" w:left="1800" w:header="720" w:footer="720" w:gutter="0"/>
@@ -494,57 +602,26 @@
 <file path=word/numbering.xml><?xml version="1.0" encoding="utf-8"?>
 <w:numbering xmlns:wpc="http://schemas.microsoft.com/office/word/2010/wordprocessingCanvas" xmlns:mc="http://schemas.openxmlformats.org/markup-compatibility/2006" xmlns:o="urn:schemas-microsoft-com:office:office" xmlns:r="http://schemas.openxmlformats.org/officeDocument/2006/relationships" xmlns:m="http://schemas.openxmlformats.org/officeDocument/2006/math" xmlns:v="urn:schemas-microsoft-com:vml" xmlns:wp14="http://schemas.microsoft.com/office/word/2010/wordprocessingDrawing" xmlns:wp="http://schemas.openxmlformats.org/drawingml/2006/wordprocessingDrawing" xmlns:w10="urn:schemas-microsoft-com:office:word" xmlns:w="http://schemas.openxmlformats.org/wordprocessingml/2006/main" xmlns:w14="http://schemas.microsoft.com/office/word/2010/wordml" xmlns:wpg="http://schemas.microsoft.com/office/word/2010/wordprocessingGroup" xmlns:wpi="http://schemas.microsoft.com/office/word/2010/wordprocessingInk" xmlns:wne="http://schemas.microsoft.com/office/word/2006/wordml" xmlns:wps="http://schemas.microsoft.com/office/word/2010/wordprocessingShape" xmlns:wpsCustomData="http://www.wps.cn/officeDocument/2013/wpsCustomData" mc:Ignorable="w14 wp14">
   <w:abstractNum w:abstractNumId="0">
-    <w:nsid w:val="B96B34EA"/>
+    <w:nsid w:val="B26AD970"/>
     <w:multiLevelType w:val="singleLevel"/>
-    <w:tmpl w:val="B96B34EA"/>
+    <w:tmpl w:val="B26AD970"/>
     <w:lvl w:ilvl="0" w:tentative="0">
-      <w:start w:val="1"/>
-      <w:numFmt w:val="bullet"/>
-      <w:lvlText w:val=""/>
+      <w:start w:val="2"/>
+      <w:numFmt w:val="chineseCounting"/>
+      <w:suff w:val="nothing"/>
+      <w:lvlText w:val="%1、"/>
       <w:lvlJc w:val="left"/>
-      <w:pPr>
-        <w:ind w:left="420" w:hanging="420"/>
-      </w:pPr>
       <w:rPr>
-        <w:rFonts w:hint="default" w:ascii="Wingdings" w:hAnsi="Wingdings"/>
+        <w:rFonts w:hint="eastAsia"/>
       </w:rPr>
     </w:lvl>
   </w:abstractNum>
   <w:abstractNum w:abstractNumId="1">
-    <w:nsid w:val="0AE2B3C8"/>
+    <w:nsid w:val="1C936D10"/>
     <w:multiLevelType w:val="singleLevel"/>
-    <w:tmpl w:val="0AE2B3C8"/>
-    <w:lvl w:ilvl="0" w:tentative="0">
-      <w:start w:val="2"/>
-      <w:numFmt w:val="decimal"/>
-      <w:suff w:val="nothing"/>
-      <w:lvlText w:val="%1、"/>
-      <w:lvlJc w:val="left"/>
-    </w:lvl>
-  </w:abstractNum>
-  <w:abstractNum w:abstractNumId="2">
-    <w:nsid w:val="256337C9"/>
-    <w:multiLevelType w:val="singleLevel"/>
-    <w:tmpl w:val="256337C9"/>
+    <w:tmpl w:val="1C936D10"/>
     <w:lvl w:ilvl="0" w:tentative="0">
       <w:start w:val="1"/>
-      <w:numFmt w:val="bullet"/>
-      <w:lvlText w:val=""/>
-      <w:lvlJc w:val="left"/>
-      <w:pPr>
-        <w:ind w:left="420" w:hanging="420"/>
-      </w:pPr>
-      <w:rPr>
-        <w:rFonts w:hint="default" w:ascii="Wingdings" w:hAnsi="Wingdings"/>
-      </w:rPr>
-    </w:lvl>
-  </w:abstractNum>
-  <w:abstractNum w:abstractNumId="3">
-    <w:nsid w:val="414D166F"/>
-    <w:multiLevelType w:val="singleLevel"/>
-    <w:tmpl w:val="414D166F"/>
-    <w:lvl w:ilvl="0" w:tentative="0">
-      <w:start w:val="3"/>
       <w:numFmt w:val="decimal"/>
       <w:suff w:val="nothing"/>
       <w:lvlText w:val="%1、"/>
@@ -556,12 +633,6 @@
   </w:num>
   <w:num w:numId="2">
     <w:abstractNumId w:val="1"/>
-  </w:num>
-  <w:num w:numId="3">
-    <w:abstractNumId w:val="2"/>
-  </w:num>
-  <w:num w:numId="4">
-    <w:abstractNumId w:val="3"/>
   </w:num>
 </w:numbering>
 </file>

--- a/学习记录.docx
+++ b/学习记录.docx
@@ -4,70 +4,65 @@
   <w:body>
     <w:p>
       <w:pPr>
-        <w:spacing w:beforeLines="0" w:afterLines="0"/>
-        <w:jc w:val="left"/>
-        <w:rPr>
-          <w:rFonts w:hint="eastAsia" w:ascii="宋体" w:hAnsi="宋体" w:eastAsia="宋体"/>
-          <w:color w:val="auto"/>
-          <w:sz w:val="36"/>
-          <w:szCs w:val="24"/>
-          <w:highlight w:val="none"/>
-        </w:rPr>
-      </w:pPr>
-      <w:r>
-        <w:rPr>
-          <w:rFonts w:hint="eastAsia" w:ascii="宋体" w:hAnsi="宋体" w:eastAsia="宋体"/>
-          <w:b/>
-          <w:color w:val="auto"/>
-          <w:sz w:val="36"/>
-          <w:szCs w:val="24"/>
-          <w:highlight w:val="none"/>
-        </w:rPr>
-        <w:t>一、《</w:t>
-      </w:r>
-      <w:r>
-        <w:rPr>
-          <w:rFonts w:hint="eastAsia" w:ascii="宋体" w:hAnsi="宋体"/>
-          <w:b/>
-          <w:color w:val="auto"/>
-          <w:sz w:val="36"/>
-          <w:szCs w:val="24"/>
-          <w:highlight w:val="none"/>
+        <w:pStyle w:val="2"/>
+        <w:bidi w:val="0"/>
+        <w:rPr>
+          <w:rFonts w:hint="default" w:eastAsia="宋体"/>
+          <w:lang w:val="en-US" w:eastAsia="zh-CN"/>
+        </w:rPr>
+      </w:pPr>
+      <w:r>
+        <w:rPr>
+          <w:rFonts w:hint="eastAsia"/>
+          <w:lang w:val="en-US" w:eastAsia="zh-CN"/>
+        </w:rPr>
+        <w:t>一、C++学习记录</w:t>
+      </w:r>
+    </w:p>
+    <w:p>
+      <w:pPr>
+        <w:pStyle w:val="3"/>
+        <w:bidi w:val="0"/>
+        <w:rPr>
+          <w:rFonts w:hint="eastAsia"/>
+        </w:rPr>
+      </w:pPr>
+      <w:r>
+        <w:rPr>
+          <w:rFonts w:hint="eastAsia"/>
+          <w:lang w:val="en-US" w:eastAsia="zh-CN"/>
+        </w:rPr>
+        <w:t>1.1</w:t>
+      </w:r>
+      <w:r>
+        <w:rPr>
+          <w:rFonts w:hint="eastAsia"/>
+        </w:rPr>
+        <w:t>《</w:t>
+      </w:r>
+      <w:r>
+        <w:rPr>
+          <w:rFonts w:hint="eastAsia"/>
           <w:lang w:val="en-US" w:eastAsia="zh-CN"/>
         </w:rPr>
         <w:t>1_</w:t>
       </w:r>
       <w:r>
         <w:rPr>
-          <w:rFonts w:hint="eastAsia" w:ascii="宋体" w:hAnsi="宋体" w:eastAsia="宋体"/>
-          <w:b/>
-          <w:color w:val="auto"/>
-          <w:sz w:val="36"/>
-          <w:szCs w:val="24"/>
-          <w:highlight w:val="none"/>
+          <w:rFonts w:hint="eastAsia"/>
         </w:rPr>
         <w:t>hello_Cpp》（2026/5/2</w:t>
       </w:r>
       <w:r>
         <w:rPr>
-          <w:rFonts w:hint="eastAsia" w:ascii="宋体" w:hAnsi="宋体"/>
-          <w:b/>
-          <w:color w:val="auto"/>
-          <w:sz w:val="36"/>
-          <w:szCs w:val="24"/>
-          <w:highlight w:val="none"/>
+          <w:rFonts w:hint="eastAsia"/>
           <w:lang w:val="en-US" w:eastAsia="zh-CN"/>
         </w:rPr>
         <w:t>9</w:t>
       </w:r>
       <w:r>
         <w:rPr>
-          <w:rFonts w:hint="eastAsia" w:ascii="宋体" w:hAnsi="宋体" w:eastAsia="宋体"/>
-          <w:b/>
-          <w:color w:val="auto"/>
-          <w:sz w:val="36"/>
-          <w:szCs w:val="24"/>
-          <w:highlight w:val="none"/>
+          <w:rFonts w:hint="eastAsia"/>
         </w:rPr>
         <w:t>更新）</w:t>
       </w:r>
@@ -292,6 +287,13 @@
       <w:r>
         <w:rPr>
           <w:rFonts w:hint="eastAsia"/>
+          <w:lang w:val="en-US" w:eastAsia="zh-CN"/>
+        </w:rPr>
+        <w:t>2、</w:t>
+      </w:r>
+      <w:r>
+        <w:rPr>
+          <w:rFonts w:hint="eastAsia"/>
         </w:rPr>
         <w:t>打印代码：cout &lt;&lt; "hello C++" &lt;&lt; endl;</w:t>
       </w:r>
@@ -299,25 +301,15 @@
     <w:p>
       <w:pPr>
         <w:bidi w:val="0"/>
-        <w:rPr>
-          <w:rFonts w:hint="eastAsia"/>
-        </w:rPr>
-      </w:pPr>
-      <w:r>
-        <w:rPr>
-          <w:rFonts w:hint="eastAsia"/>
-        </w:rPr>
-        <w:t>输出图片</w:t>
-      </w:r>
-    </w:p>
-    <w:p>
-      <w:pPr>
-        <w:numPr>
-          <w:ilvl w:val="0"/>
-          <w:numId w:val="0"/>
-        </w:numPr>
-        <w:spacing w:beforeLines="0" w:afterLines="0"/>
-        <w:jc w:val="left"/>
+      </w:pPr>
+      <w:r>
+        <w:rPr>
+          <w:rFonts w:hint="eastAsia"/>
+          <w:lang w:val="en-US" w:eastAsia="zh-CN"/>
+        </w:rPr>
+        <w:t>3、</w:t>
+      </w:r>
+      <w:r>
         <w:rPr>
           <w:rFonts w:hint="eastAsia" w:ascii="宋体" w:hAnsi="宋体" w:eastAsia="宋体"/>
           <w:color w:val="auto"/>
@@ -326,19 +318,9 @@
           <w:highlight w:val="none"/>
           <w:lang w:eastAsia="zh-CN"/>
         </w:rPr>
-      </w:pPr>
-      <w:r>
-        <w:rPr>
-          <w:rFonts w:hint="eastAsia" w:ascii="宋体" w:hAnsi="宋体" w:eastAsia="宋体"/>
-          <w:color w:val="auto"/>
-          <w:sz w:val="24"/>
-          <w:szCs w:val="24"/>
-          <w:highlight w:val="none"/>
-          <w:lang w:eastAsia="zh-CN"/>
-        </w:rPr>
         <w:drawing>
           <wp:inline distT="0" distB="0" distL="114300" distR="114300">
-            <wp:extent cx="2846070" cy="1109345"/>
+            <wp:extent cx="2200910" cy="452755"/>
             <wp:effectExtent l="0" t="0" r="0" b="0"/>
             <wp:docPr id="1" name="图片 1" descr="屏幕截图 2026-05-28 145547"/>
             <wp:cNvGraphicFramePr>
@@ -355,7 +337,7 @@
                   </pic:nvPicPr>
                   <pic:blipFill>
                     <a:blip r:embed="rId4"/>
-                    <a:srcRect r="32672" b="46996"/>
+                    <a:srcRect t="18083" r="47934" b="60285"/>
                     <a:stretch>
                       <a:fillRect/>
                     </a:stretch>
@@ -363,7 +345,7 @@
                   <pic:spPr>
                     <a:xfrm>
                       <a:off x="0" y="0"/>
-                      <a:ext cx="2846070" cy="1109345"/>
+                      <a:ext cx="2200910" cy="452755"/>
                     </a:xfrm>
                     <a:prstGeom prst="rect">
                       <a:avLst/>
@@ -378,85 +360,79 @@
       <w:bookmarkStart w:id="0" w:name="_GoBack"/>
       <w:bookmarkEnd w:id="0"/>
     </w:p>
-    <w:p/>
+    <w:p>
+      <w:pPr>
+        <w:pStyle w:val="3"/>
+        <w:bidi w:val="0"/>
+        <w:rPr>
+          <w:rFonts w:hint="eastAsia"/>
+        </w:rPr>
+      </w:pPr>
+      <w:r>
+        <w:rPr>
+          <w:rFonts w:hint="eastAsia"/>
+          <w:lang w:val="en-US" w:eastAsia="zh-CN"/>
+        </w:rPr>
+        <w:t xml:space="preserve">1.2 </w:t>
+      </w:r>
+      <w:r>
+        <w:rPr>
+          <w:rFonts w:hint="eastAsia"/>
+        </w:rPr>
+        <w:t>《</w:t>
+      </w:r>
+      <w:r>
+        <w:rPr>
+          <w:rFonts w:hint="eastAsia"/>
+          <w:lang w:val="en-US" w:eastAsia="zh-CN"/>
+        </w:rPr>
+        <w:t>2_comment_variable_constant</w:t>
+      </w:r>
+      <w:r>
+        <w:rPr>
+          <w:rFonts w:hint="eastAsia"/>
+        </w:rPr>
+        <w:t>》（2026/5/2</w:t>
+      </w:r>
+      <w:r>
+        <w:rPr>
+          <w:rFonts w:hint="eastAsia"/>
+          <w:lang w:val="en-US" w:eastAsia="zh-CN"/>
+        </w:rPr>
+        <w:t>9</w:t>
+      </w:r>
+      <w:r>
+        <w:rPr>
+          <w:rFonts w:hint="eastAsia"/>
+        </w:rPr>
+        <w:t>更新）</w:t>
+      </w:r>
+    </w:p>
     <w:p>
       <w:pPr>
         <w:numPr>
           <w:ilvl w:val="0"/>
           <w:numId w:val="1"/>
         </w:numPr>
-        <w:rPr>
-          <w:rFonts w:hint="eastAsia" w:ascii="宋体" w:hAnsi="宋体" w:eastAsia="宋体"/>
-          <w:b/>
-          <w:color w:val="auto"/>
-          <w:sz w:val="36"/>
-          <w:szCs w:val="24"/>
-          <w:highlight w:val="none"/>
-        </w:rPr>
-      </w:pPr>
-      <w:r>
-        <w:rPr>
-          <w:rFonts w:hint="eastAsia" w:ascii="宋体" w:hAnsi="宋体" w:eastAsia="宋体"/>
-          <w:b/>
-          <w:color w:val="auto"/>
-          <w:sz w:val="36"/>
-          <w:szCs w:val="24"/>
-          <w:highlight w:val="none"/>
-        </w:rPr>
-        <w:t>《</w:t>
-      </w:r>
-      <w:r>
-        <w:rPr>
-          <w:rFonts w:hint="eastAsia" w:ascii="宋体" w:hAnsi="宋体"/>
-          <w:b/>
-          <w:color w:val="auto"/>
-          <w:sz w:val="36"/>
-          <w:szCs w:val="24"/>
-          <w:highlight w:val="none"/>
-          <w:lang w:val="en-US" w:eastAsia="zh-CN"/>
-        </w:rPr>
-        <w:t>2_comment_variable_constant</w:t>
-      </w:r>
-      <w:r>
-        <w:rPr>
-          <w:rFonts w:hint="eastAsia" w:ascii="宋体" w:hAnsi="宋体" w:eastAsia="宋体"/>
-          <w:b/>
-          <w:color w:val="auto"/>
-          <w:sz w:val="36"/>
-          <w:szCs w:val="24"/>
-          <w:highlight w:val="none"/>
-        </w:rPr>
-        <w:t>》（2026/5/2</w:t>
-      </w:r>
-      <w:r>
-        <w:rPr>
-          <w:rFonts w:hint="eastAsia" w:ascii="宋体" w:hAnsi="宋体"/>
-          <w:b/>
-          <w:color w:val="auto"/>
-          <w:sz w:val="36"/>
-          <w:szCs w:val="24"/>
-          <w:highlight w:val="none"/>
-          <w:lang w:val="en-US" w:eastAsia="zh-CN"/>
-        </w:rPr>
-        <w:t>9</w:t>
-      </w:r>
-      <w:r>
-        <w:rPr>
-          <w:rFonts w:hint="eastAsia" w:ascii="宋体" w:hAnsi="宋体" w:eastAsia="宋体"/>
-          <w:b/>
-          <w:color w:val="auto"/>
-          <w:sz w:val="36"/>
-          <w:szCs w:val="24"/>
-          <w:highlight w:val="none"/>
-        </w:rPr>
-        <w:t>更新）</w:t>
+        <w:bidi w:val="0"/>
+        <w:rPr>
+          <w:rFonts w:hint="eastAsia"/>
+          <w:lang w:val="en-US" w:eastAsia="zh-CN"/>
+        </w:rPr>
+      </w:pPr>
+      <w:r>
+        <w:rPr>
+          <w:rFonts w:hint="eastAsia"/>
+          <w:lang w:val="en-US" w:eastAsia="zh-CN"/>
+        </w:rPr>
+        <w:t>commet：注释（有单行注释single-line comment，与多行注释multi-line comment）；</w:t>
       </w:r>
     </w:p>
     <w:p>
       <w:pPr>
         <w:numPr>
           <w:ilvl w:val="0"/>
-          <w:numId w:val="2"/>
+          <w:numId w:val="1"/>
         </w:numPr>
         <w:bidi w:val="0"/>
         <w:rPr>
@@ -469,14 +445,14 @@
           <w:rFonts w:hint="eastAsia"/>
           <w:lang w:val="en-US" w:eastAsia="zh-CN"/>
         </w:rPr>
-        <w:t>commet：注释（有单行注释single-line comment，与多行注释multi-line comment）；</w:t>
+        <w:t>variable：变量（可以改变，一般写在函数里面）；</w:t>
       </w:r>
     </w:p>
     <w:p>
       <w:pPr>
         <w:numPr>
           <w:ilvl w:val="0"/>
-          <w:numId w:val="2"/>
+          <w:numId w:val="1"/>
         </w:numPr>
         <w:bidi w:val="0"/>
         <w:rPr>
@@ -489,52 +465,13 @@
           <w:rFonts w:hint="eastAsia"/>
           <w:lang w:val="en-US" w:eastAsia="zh-CN"/>
         </w:rPr>
-        <w:t>variable：变量（可以改变，一般写在函数里面）；</w:t>
+        <w:t>constant：定量（分为宏定量与函数定量，宏变量为全局的，函数定量只在该函数内部为定量）</w:t>
       </w:r>
     </w:p>
     <w:p>
       <w:pPr>
         <w:numPr>
           <w:ilvl w:val="0"/>
-          <w:numId w:val="2"/>
-        </w:numPr>
-        <w:bidi w:val="0"/>
-        <w:rPr>
-          <w:rFonts w:hint="eastAsia"/>
-          <w:lang w:val="en-US" w:eastAsia="zh-CN"/>
-        </w:rPr>
-      </w:pPr>
-      <w:r>
-        <w:rPr>
-          <w:rFonts w:hint="eastAsia"/>
-          <w:lang w:val="en-US" w:eastAsia="zh-CN"/>
-        </w:rPr>
-        <w:t>constant：定量（分为宏定量与函数定量，宏变量为全局的，函数定量只在该函数内部为定量）</w:t>
-      </w:r>
-    </w:p>
-    <w:p>
-      <w:pPr>
-        <w:numPr>
-          <w:ilvl w:val="0"/>
-          <w:numId w:val="2"/>
-        </w:numPr>
-        <w:bidi w:val="0"/>
-        <w:rPr>
-          <w:rFonts w:hint="default"/>
-          <w:lang w:val="en-US" w:eastAsia="zh-CN"/>
-        </w:rPr>
-      </w:pPr>
-      <w:r>
-        <w:rPr>
-          <w:rFonts w:hint="eastAsia"/>
-          <w:lang w:val="en-US" w:eastAsia="zh-CN"/>
-        </w:rPr>
-        <w:t>输出结果：</w:t>
-      </w:r>
-    </w:p>
-    <w:p>
-      <w:pPr>
-        <w:numPr>
           <w:numId w:val="0"/>
         </w:numPr>
         <w:bidi w:val="0"/>
@@ -545,13 +482,20 @@
       </w:pPr>
       <w:r>
         <w:rPr>
+          <w:rFonts w:hint="eastAsia"/>
+          <w:lang w:val="en-US" w:eastAsia="zh-CN"/>
+        </w:rPr>
+        <w:t>4、</w:t>
+      </w:r>
+      <w:r>
+        <w:rPr>
           <w:rFonts w:hint="default"/>
           <w:lang w:val="en-US" w:eastAsia="zh-CN"/>
         </w:rPr>
         <w:drawing>
           <wp:inline distT="0" distB="0" distL="114300" distR="114300">
-            <wp:extent cx="2803525" cy="1325880"/>
-            <wp:effectExtent l="0" t="0" r="3175" b="7620"/>
+            <wp:extent cx="2750820" cy="741680"/>
+            <wp:effectExtent l="0" t="0" r="0" b="0"/>
             <wp:docPr id="2" name="图片 2" descr="屏幕截图 2026-05-29 184804"/>
             <wp:cNvGraphicFramePr>
               <a:graphicFrameLocks xmlns:a="http://schemas.openxmlformats.org/drawingml/2006/main" noChangeAspect="1"/>
@@ -567,7 +511,7 @@
                   </pic:nvPicPr>
                   <pic:blipFill>
                     <a:blip r:embed="rId5"/>
-                    <a:srcRect r="48909" b="50528"/>
+                    <a:srcRect l="960" t="13884" r="48909" b="58442"/>
                     <a:stretch>
                       <a:fillRect/>
                     </a:stretch>
@@ -575,7 +519,7 @@
                   <pic:spPr>
                     <a:xfrm>
                       <a:off x="0" y="0"/>
-                      <a:ext cx="2803525" cy="1325880"/>
+                      <a:ext cx="2750820" cy="741680"/>
                     </a:xfrm>
                     <a:prstGeom prst="rect">
                       <a:avLst/>
@@ -602,21 +546,6 @@
 <file path=word/numbering.xml><?xml version="1.0" encoding="utf-8"?>
 <w:numbering xmlns:wpc="http://schemas.microsoft.com/office/word/2010/wordprocessingCanvas" xmlns:mc="http://schemas.openxmlformats.org/markup-compatibility/2006" xmlns:o="urn:schemas-microsoft-com:office:office" xmlns:r="http://schemas.openxmlformats.org/officeDocument/2006/relationships" xmlns:m="http://schemas.openxmlformats.org/officeDocument/2006/math" xmlns:v="urn:schemas-microsoft-com:vml" xmlns:wp14="http://schemas.microsoft.com/office/word/2010/wordprocessingDrawing" xmlns:wp="http://schemas.openxmlformats.org/drawingml/2006/wordprocessingDrawing" xmlns:w10="urn:schemas-microsoft-com:office:word" xmlns:w="http://schemas.openxmlformats.org/wordprocessingml/2006/main" xmlns:w14="http://schemas.microsoft.com/office/word/2010/wordml" xmlns:wpg="http://schemas.microsoft.com/office/word/2010/wordprocessingGroup" xmlns:wpi="http://schemas.microsoft.com/office/word/2010/wordprocessingInk" xmlns:wne="http://schemas.microsoft.com/office/word/2006/wordml" xmlns:wps="http://schemas.microsoft.com/office/word/2010/wordprocessingShape" xmlns:wpsCustomData="http://www.wps.cn/officeDocument/2013/wpsCustomData" mc:Ignorable="w14 wp14">
   <w:abstractNum w:abstractNumId="0">
-    <w:nsid w:val="B26AD970"/>
-    <w:multiLevelType w:val="singleLevel"/>
-    <w:tmpl w:val="B26AD970"/>
-    <w:lvl w:ilvl="0" w:tentative="0">
-      <w:start w:val="2"/>
-      <w:numFmt w:val="chineseCounting"/>
-      <w:suff w:val="nothing"/>
-      <w:lvlText w:val="%1、"/>
-      <w:lvlJc w:val="left"/>
-      <w:rPr>
-        <w:rFonts w:hint="eastAsia"/>
-      </w:rPr>
-    </w:lvl>
-  </w:abstractNum>
-  <w:abstractNum w:abstractNumId="1">
     <w:nsid w:val="1C936D10"/>
     <w:multiLevelType w:val="singleLevel"/>
     <w:tmpl w:val="1C936D10"/>
@@ -630,9 +559,6 @@
   </w:abstractNum>
   <w:num w:numId="1">
     <w:abstractNumId w:val="0"/>
-  </w:num>
-  <w:num w:numId="2">
-    <w:abstractNumId w:val="1"/>
   </w:num>
 </w:numbering>
 </file>
@@ -650,7 +576,7 @@
   <w:latentStyles w:count="260" w:defQFormat="0" w:defUnhideWhenUsed="1" w:defSemiHidden="1" w:defUIPriority="99" w:defLockedState="0">
     <w:lsdException w:unhideWhenUsed="0" w:uiPriority="0" w:semiHidden="0" w:name="Normal"/>
     <w:lsdException w:qFormat="1" w:unhideWhenUsed="0" w:uiPriority="0" w:semiHidden="0" w:name="heading 1"/>
-    <w:lsdException w:qFormat="1" w:uiPriority="0" w:name="heading 2"/>
+    <w:lsdException w:qFormat="1" w:uiPriority="0" w:semiHidden="0" w:name="heading 2"/>
     <w:lsdException w:qFormat="1" w:uiPriority="0" w:name="heading 3"/>
     <w:lsdException w:qFormat="1" w:uiPriority="0" w:name="heading 4"/>
     <w:lsdException w:qFormat="1" w:uiPriority="0" w:name="heading 5"/>
@@ -909,12 +835,49 @@
       <w:sz w:val="21"/>
     </w:rPr>
   </w:style>
-  <w:style w:type="character" w:default="1" w:styleId="3">
+  <w:style w:type="paragraph" w:styleId="2">
+    <w:name w:val="heading 1"/>
+    <w:basedOn w:val="1"/>
+    <w:next w:val="1"/>
+    <w:qFormat/>
+    <w:uiPriority w:val="0"/>
+    <w:pPr>
+      <w:keepNext/>
+      <w:keepLines/>
+      <w:spacing w:before="340" w:beforeLines="0" w:beforeAutospacing="0" w:after="330" w:afterLines="0" w:afterAutospacing="0" w:line="576" w:lineRule="auto"/>
+      <w:outlineLvl w:val="0"/>
+    </w:pPr>
+    <w:rPr>
+      <w:b/>
+      <w:kern w:val="44"/>
+      <w:sz w:val="44"/>
+    </w:rPr>
+  </w:style>
+  <w:style w:type="paragraph" w:styleId="3">
+    <w:name w:val="heading 2"/>
+    <w:basedOn w:val="1"/>
+    <w:next w:val="1"/>
+    <w:unhideWhenUsed/>
+    <w:qFormat/>
+    <w:uiPriority w:val="0"/>
+    <w:pPr>
+      <w:keepNext/>
+      <w:keepLines/>
+      <w:spacing w:before="260" w:beforeLines="0" w:beforeAutospacing="0" w:after="260" w:afterLines="0" w:afterAutospacing="0" w:line="413" w:lineRule="auto"/>
+      <w:outlineLvl w:val="1"/>
+    </w:pPr>
+    <w:rPr>
+      <w:rFonts w:ascii="Arial" w:hAnsi="Arial" w:eastAsia="黑体"/>
+      <w:b/>
+      <w:sz w:val="32"/>
+    </w:rPr>
+  </w:style>
+  <w:style w:type="character" w:default="1" w:styleId="5">
     <w:name w:val="Default Paragraph Font"/>
     <w:semiHidden/>
     <w:uiPriority w:val="0"/>
   </w:style>
-  <w:style w:type="table" w:default="1" w:styleId="2">
+  <w:style w:type="table" w:default="1" w:styleId="4">
     <w:name w:val="Normal Table"/>
     <w:semiHidden/>
     <w:uiPriority w:val="0"/>

--- a/学习记录.docx
+++ b/学习记录.docx
@@ -2,23 +2,6 @@
 <file path=word/document.xml><?xml version="1.0" encoding="utf-8"?>
 <w:document xmlns:wpc="http://schemas.microsoft.com/office/word/2010/wordprocessingCanvas" xmlns:mc="http://schemas.openxmlformats.org/markup-compatibility/2006" xmlns:o="urn:schemas-microsoft-com:office:office" xmlns:r="http://schemas.openxmlformats.org/officeDocument/2006/relationships" xmlns:m="http://schemas.openxmlformats.org/officeDocument/2006/math" xmlns:v="urn:schemas-microsoft-com:vml" xmlns:wp14="http://schemas.microsoft.com/office/word/2010/wordprocessingDrawing" xmlns:wp="http://schemas.openxmlformats.org/drawingml/2006/wordprocessingDrawing" xmlns:w="http://schemas.openxmlformats.org/wordprocessingml/2006/main" xmlns:w14="http://schemas.microsoft.com/office/word/2010/wordml" xmlns:w10="urn:schemas-microsoft-com:office:word" xmlns:w15="http://schemas.microsoft.com/office/word/2012/wordml" xmlns:wpg="http://schemas.microsoft.com/office/word/2010/wordprocessingGroup" xmlns:wpi="http://schemas.microsoft.com/office/word/2010/wordprocessingInk" xmlns:wne="http://schemas.microsoft.com/office/word/2006/wordml" xmlns:wps="http://schemas.microsoft.com/office/word/2010/wordprocessingShape" xmlns:wpsCustomData="http://www.wps.cn/officeDocument/2013/wpsCustomData" mc:Ignorable="w14 w15 wp14">
   <w:body>
-    <w:p>
-      <w:pPr>
-        <w:pStyle w:val="2"/>
-        <w:bidi w:val="0"/>
-        <w:rPr>
-          <w:rFonts w:hint="default" w:eastAsia="宋体"/>
-          <w:lang w:val="en-US" w:eastAsia="zh-CN"/>
-        </w:rPr>
-      </w:pPr>
-      <w:r>
-        <w:rPr>
-          <w:rFonts w:hint="eastAsia"/>
-          <w:lang w:val="en-US" w:eastAsia="zh-CN"/>
-        </w:rPr>
-        <w:t>一、C++学习记录</w:t>
-      </w:r>
-    </w:p>
     <w:p>
       <w:pPr>
         <w:pStyle w:val="3"/>
@@ -357,8 +340,6 @@
           </wp:inline>
         </w:drawing>
       </w:r>
-      <w:bookmarkStart w:id="0" w:name="_GoBack"/>
-      <w:bookmarkEnd w:id="0"/>
     </w:p>
     <w:p>
       <w:pPr>
@@ -472,21 +453,15 @@
       <w:pPr>
         <w:numPr>
           <w:ilvl w:val="0"/>
-          <w:numId w:val="0"/>
+          <w:numId w:val="1"/>
         </w:numPr>
         <w:bidi w:val="0"/>
+        <w:ind w:left="0" w:leftChars="0" w:firstLine="0" w:firstLineChars="0"/>
         <w:rPr>
           <w:rFonts w:hint="default"/>
           <w:lang w:val="en-US" w:eastAsia="zh-CN"/>
         </w:rPr>
       </w:pPr>
-      <w:r>
-        <w:rPr>
-          <w:rFonts w:hint="eastAsia"/>
-          <w:lang w:val="en-US" w:eastAsia="zh-CN"/>
-        </w:rPr>
-        <w:t>4、</w:t>
-      </w:r>
       <w:r>
         <w:rPr>
           <w:rFonts w:hint="default"/>
@@ -532,6 +507,2062 @@
         </w:drawing>
       </w:r>
     </w:p>
+    <w:p>
+      <w:pPr>
+        <w:pStyle w:val="3"/>
+        <w:bidi w:val="0"/>
+        <w:rPr>
+          <w:rFonts w:hint="eastAsia"/>
+          <w:lang w:val="en-US" w:eastAsia="zh-CN"/>
+        </w:rPr>
+      </w:pPr>
+      <w:r>
+        <w:rPr>
+          <w:rFonts w:hint="eastAsia"/>
+          <w:lang w:val="en-US" w:eastAsia="zh-CN"/>
+        </w:rPr>
+        <w:t>1.3《3_KeyWords_NamingRules》（2026/5/30更新）</w:t>
+      </w:r>
+    </w:p>
+    <w:p>
+      <w:pPr>
+        <w:numPr>
+          <w:ilvl w:val="0"/>
+          <w:numId w:val="2"/>
+        </w:numPr>
+        <w:rPr>
+          <w:rFonts w:hint="eastAsia"/>
+          <w:lang w:val="en-US" w:eastAsia="zh-CN"/>
+        </w:rPr>
+      </w:pPr>
+      <w:r>
+        <w:rPr>
+          <w:rFonts w:hint="eastAsia"/>
+          <w:lang w:val="en-US" w:eastAsia="zh-CN"/>
+        </w:rPr>
+        <w:t>C++关键字</w:t>
+      </w:r>
+    </w:p>
+    <w:tbl>
+      <w:tblPr>
+        <w:tblStyle w:val="5"/>
+        <w:tblW w:w="0" w:type="auto"/>
+        <w:tblInd w:w="0" w:type="dxa"/>
+        <w:tblBorders>
+          <w:top w:val="single" w:color="auto" w:sz="4" w:space="0"/>
+          <w:left w:val="single" w:color="auto" w:sz="4" w:space="0"/>
+          <w:bottom w:val="single" w:color="auto" w:sz="4" w:space="0"/>
+          <w:right w:val="single" w:color="auto" w:sz="4" w:space="0"/>
+          <w:insideH w:val="single" w:color="auto" w:sz="4" w:space="0"/>
+          <w:insideV w:val="single" w:color="auto" w:sz="4" w:space="0"/>
+        </w:tblBorders>
+        <w:tblLayout w:type="autofit"/>
+        <w:tblCellMar>
+          <w:left w:w="108" w:type="dxa"/>
+          <w:right w:w="108" w:type="dxa"/>
+        </w:tblCellMar>
+      </w:tblPr>
+      <w:tblGrid>
+        <w:gridCol w:w="1771"/>
+        <w:gridCol w:w="1771"/>
+        <w:gridCol w:w="1771"/>
+        <w:gridCol w:w="1771"/>
+        <w:gridCol w:w="1772"/>
+      </w:tblGrid>
+      <w:tr>
+        <w:tblPrEx>
+          <w:tblBorders>
+            <w:top w:val="single" w:color="auto" w:sz="4" w:space="0"/>
+            <w:left w:val="single" w:color="auto" w:sz="4" w:space="0"/>
+            <w:bottom w:val="single" w:color="auto" w:sz="4" w:space="0"/>
+            <w:right w:val="single" w:color="auto" w:sz="4" w:space="0"/>
+            <w:insideH w:val="single" w:color="auto" w:sz="4" w:space="0"/>
+            <w:insideV w:val="single" w:color="auto" w:sz="4" w:space="0"/>
+          </w:tblBorders>
+          <w:tblCellMar>
+            <w:left w:w="108" w:type="dxa"/>
+            <w:right w:w="108" w:type="dxa"/>
+          </w:tblCellMar>
+        </w:tblPrEx>
+        <w:tc>
+          <w:tcPr>
+            <w:tcW w:w="1771" w:type="dxa"/>
+          </w:tcPr>
+          <w:p>
+            <w:pPr>
+              <w:numPr>
+                <w:numId w:val="0"/>
+              </w:numPr>
+              <w:jc w:val="both"/>
+              <w:rPr>
+                <w:rFonts w:hint="default"/>
+                <w:vertAlign w:val="baseline"/>
+                <w:lang w:val="en-US" w:eastAsia="zh-CN"/>
+              </w:rPr>
+            </w:pPr>
+            <w:r>
+              <w:rPr>
+                <w:rFonts w:hint="eastAsia"/>
+                <w:vertAlign w:val="baseline"/>
+                <w:lang w:val="en-US" w:eastAsia="zh-CN"/>
+              </w:rPr>
+              <w:t>asm</w:t>
+            </w:r>
+          </w:p>
+        </w:tc>
+        <w:tc>
+          <w:tcPr>
+            <w:tcW w:w="1771" w:type="dxa"/>
+          </w:tcPr>
+          <w:p>
+            <w:pPr>
+              <w:numPr>
+                <w:numId w:val="0"/>
+              </w:numPr>
+              <w:jc w:val="both"/>
+              <w:rPr>
+                <w:rFonts w:hint="default"/>
+                <w:vertAlign w:val="baseline"/>
+                <w:lang w:val="en-US" w:eastAsia="zh-CN"/>
+              </w:rPr>
+            </w:pPr>
+            <w:r>
+              <w:rPr>
+                <w:rFonts w:hint="eastAsia"/>
+                <w:vertAlign w:val="baseline"/>
+                <w:lang w:val="en-US" w:eastAsia="zh-CN"/>
+              </w:rPr>
+              <w:t>do</w:t>
+            </w:r>
+          </w:p>
+        </w:tc>
+        <w:tc>
+          <w:tcPr>
+            <w:tcW w:w="1771" w:type="dxa"/>
+          </w:tcPr>
+          <w:p>
+            <w:pPr>
+              <w:numPr>
+                <w:numId w:val="0"/>
+              </w:numPr>
+              <w:jc w:val="both"/>
+              <w:rPr>
+                <w:rFonts w:hint="default"/>
+                <w:vertAlign w:val="baseline"/>
+                <w:lang w:val="en-US" w:eastAsia="zh-CN"/>
+              </w:rPr>
+            </w:pPr>
+            <w:r>
+              <w:rPr>
+                <w:rFonts w:hint="eastAsia"/>
+                <w:vertAlign w:val="baseline"/>
+                <w:lang w:val="en-US" w:eastAsia="zh-CN"/>
+              </w:rPr>
+              <w:t>if</w:t>
+            </w:r>
+          </w:p>
+        </w:tc>
+        <w:tc>
+          <w:tcPr>
+            <w:tcW w:w="1771" w:type="dxa"/>
+          </w:tcPr>
+          <w:p>
+            <w:pPr>
+              <w:numPr>
+                <w:numId w:val="0"/>
+              </w:numPr>
+              <w:jc w:val="both"/>
+              <w:rPr>
+                <w:rFonts w:hint="default"/>
+                <w:vertAlign w:val="baseline"/>
+                <w:lang w:val="en-US" w:eastAsia="zh-CN"/>
+              </w:rPr>
+            </w:pPr>
+            <w:r>
+              <w:rPr>
+                <w:rFonts w:hint="eastAsia"/>
+                <w:vertAlign w:val="baseline"/>
+                <w:lang w:val="en-US" w:eastAsia="zh-CN"/>
+              </w:rPr>
+              <w:t>return</w:t>
+            </w:r>
+          </w:p>
+        </w:tc>
+        <w:tc>
+          <w:tcPr>
+            <w:tcW w:w="1772" w:type="dxa"/>
+          </w:tcPr>
+          <w:p>
+            <w:pPr>
+              <w:numPr>
+                <w:numId w:val="0"/>
+              </w:numPr>
+              <w:jc w:val="both"/>
+              <w:rPr>
+                <w:rFonts w:hint="default"/>
+                <w:vertAlign w:val="baseline"/>
+                <w:lang w:val="en-US" w:eastAsia="zh-CN"/>
+              </w:rPr>
+            </w:pPr>
+            <w:r>
+              <w:rPr>
+                <w:rFonts w:hint="eastAsia"/>
+                <w:vertAlign w:val="baseline"/>
+                <w:lang w:val="en-US" w:eastAsia="zh-CN"/>
+              </w:rPr>
+              <w:t>typedef</w:t>
+            </w:r>
+          </w:p>
+        </w:tc>
+      </w:tr>
+      <w:tr>
+        <w:tblPrEx>
+          <w:tblBorders>
+            <w:top w:val="single" w:color="auto" w:sz="4" w:space="0"/>
+            <w:left w:val="single" w:color="auto" w:sz="4" w:space="0"/>
+            <w:bottom w:val="single" w:color="auto" w:sz="4" w:space="0"/>
+            <w:right w:val="single" w:color="auto" w:sz="4" w:space="0"/>
+            <w:insideH w:val="single" w:color="auto" w:sz="4" w:space="0"/>
+            <w:insideV w:val="single" w:color="auto" w:sz="4" w:space="0"/>
+          </w:tblBorders>
+        </w:tblPrEx>
+        <w:tc>
+          <w:tcPr>
+            <w:tcW w:w="1771" w:type="dxa"/>
+          </w:tcPr>
+          <w:p>
+            <w:pPr>
+              <w:numPr>
+                <w:numId w:val="0"/>
+              </w:numPr>
+              <w:jc w:val="both"/>
+              <w:rPr>
+                <w:rFonts w:hint="default"/>
+                <w:vertAlign w:val="baseline"/>
+                <w:lang w:val="en-US" w:eastAsia="zh-CN"/>
+              </w:rPr>
+            </w:pPr>
+            <w:r>
+              <w:rPr>
+                <w:rFonts w:hint="eastAsia"/>
+                <w:vertAlign w:val="baseline"/>
+                <w:lang w:val="en-US" w:eastAsia="zh-CN"/>
+              </w:rPr>
+              <w:t>auto</w:t>
+            </w:r>
+          </w:p>
+        </w:tc>
+        <w:tc>
+          <w:tcPr>
+            <w:tcW w:w="1771" w:type="dxa"/>
+          </w:tcPr>
+          <w:p>
+            <w:pPr>
+              <w:numPr>
+                <w:numId w:val="0"/>
+              </w:numPr>
+              <w:jc w:val="both"/>
+              <w:rPr>
+                <w:rFonts w:hint="default"/>
+                <w:vertAlign w:val="baseline"/>
+                <w:lang w:val="en-US" w:eastAsia="zh-CN"/>
+              </w:rPr>
+            </w:pPr>
+            <w:r>
+              <w:rPr>
+                <w:rFonts w:hint="eastAsia"/>
+                <w:vertAlign w:val="baseline"/>
+                <w:lang w:val="en-US" w:eastAsia="zh-CN"/>
+              </w:rPr>
+              <w:t>double</w:t>
+            </w:r>
+          </w:p>
+        </w:tc>
+        <w:tc>
+          <w:tcPr>
+            <w:tcW w:w="1771" w:type="dxa"/>
+          </w:tcPr>
+          <w:p>
+            <w:pPr>
+              <w:numPr>
+                <w:numId w:val="0"/>
+              </w:numPr>
+              <w:jc w:val="both"/>
+              <w:rPr>
+                <w:rFonts w:hint="default"/>
+                <w:vertAlign w:val="baseline"/>
+                <w:lang w:val="en-US" w:eastAsia="zh-CN"/>
+              </w:rPr>
+            </w:pPr>
+            <w:r>
+              <w:rPr>
+                <w:rFonts w:hint="eastAsia"/>
+                <w:vertAlign w:val="baseline"/>
+                <w:lang w:val="en-US" w:eastAsia="zh-CN"/>
+              </w:rPr>
+              <w:t>inline</w:t>
+            </w:r>
+          </w:p>
+        </w:tc>
+        <w:tc>
+          <w:tcPr>
+            <w:tcW w:w="1771" w:type="dxa"/>
+          </w:tcPr>
+          <w:p>
+            <w:pPr>
+              <w:numPr>
+                <w:numId w:val="0"/>
+              </w:numPr>
+              <w:jc w:val="both"/>
+              <w:rPr>
+                <w:rFonts w:hint="default"/>
+                <w:vertAlign w:val="baseline"/>
+                <w:lang w:val="en-US" w:eastAsia="zh-CN"/>
+              </w:rPr>
+            </w:pPr>
+            <w:r>
+              <w:rPr>
+                <w:rFonts w:hint="eastAsia"/>
+                <w:vertAlign w:val="baseline"/>
+                <w:lang w:val="en-US" w:eastAsia="zh-CN"/>
+              </w:rPr>
+              <w:t>short</w:t>
+            </w:r>
+          </w:p>
+        </w:tc>
+        <w:tc>
+          <w:tcPr>
+            <w:tcW w:w="1772" w:type="dxa"/>
+          </w:tcPr>
+          <w:p>
+            <w:pPr>
+              <w:numPr>
+                <w:numId w:val="0"/>
+              </w:numPr>
+              <w:jc w:val="both"/>
+              <w:rPr>
+                <w:rFonts w:hint="default"/>
+                <w:vertAlign w:val="baseline"/>
+                <w:lang w:val="en-US" w:eastAsia="zh-CN"/>
+              </w:rPr>
+            </w:pPr>
+            <w:r>
+              <w:rPr>
+                <w:rFonts w:hint="eastAsia"/>
+                <w:vertAlign w:val="baseline"/>
+                <w:lang w:val="en-US" w:eastAsia="zh-CN"/>
+              </w:rPr>
+              <w:t>typeid</w:t>
+            </w:r>
+          </w:p>
+        </w:tc>
+      </w:tr>
+      <w:tr>
+        <w:tblPrEx>
+          <w:tblBorders>
+            <w:top w:val="single" w:color="auto" w:sz="4" w:space="0"/>
+            <w:left w:val="single" w:color="auto" w:sz="4" w:space="0"/>
+            <w:bottom w:val="single" w:color="auto" w:sz="4" w:space="0"/>
+            <w:right w:val="single" w:color="auto" w:sz="4" w:space="0"/>
+            <w:insideH w:val="single" w:color="auto" w:sz="4" w:space="0"/>
+            <w:insideV w:val="single" w:color="auto" w:sz="4" w:space="0"/>
+          </w:tblBorders>
+          <w:tblCellMar>
+            <w:left w:w="108" w:type="dxa"/>
+            <w:right w:w="108" w:type="dxa"/>
+          </w:tblCellMar>
+        </w:tblPrEx>
+        <w:tc>
+          <w:tcPr>
+            <w:tcW w:w="1771" w:type="dxa"/>
+          </w:tcPr>
+          <w:p>
+            <w:pPr>
+              <w:numPr>
+                <w:numId w:val="0"/>
+              </w:numPr>
+              <w:jc w:val="both"/>
+              <w:rPr>
+                <w:rFonts w:hint="default"/>
+                <w:vertAlign w:val="baseline"/>
+                <w:lang w:val="en-US" w:eastAsia="zh-CN"/>
+              </w:rPr>
+            </w:pPr>
+            <w:r>
+              <w:rPr>
+                <w:rFonts w:hint="eastAsia"/>
+                <w:vertAlign w:val="baseline"/>
+                <w:lang w:val="en-US" w:eastAsia="zh-CN"/>
+              </w:rPr>
+              <w:t>bool</w:t>
+            </w:r>
+          </w:p>
+        </w:tc>
+        <w:tc>
+          <w:tcPr>
+            <w:tcW w:w="1771" w:type="dxa"/>
+          </w:tcPr>
+          <w:p>
+            <w:pPr>
+              <w:numPr>
+                <w:numId w:val="0"/>
+              </w:numPr>
+              <w:jc w:val="both"/>
+              <w:rPr>
+                <w:rFonts w:hint="default"/>
+                <w:vertAlign w:val="baseline"/>
+                <w:lang w:val="en-US" w:eastAsia="zh-CN"/>
+              </w:rPr>
+            </w:pPr>
+            <w:r>
+              <w:rPr>
+                <w:rFonts w:hint="eastAsia"/>
+                <w:vertAlign w:val="baseline"/>
+                <w:lang w:val="en-US" w:eastAsia="zh-CN"/>
+              </w:rPr>
+              <w:t>dynamic_cast</w:t>
+            </w:r>
+          </w:p>
+        </w:tc>
+        <w:tc>
+          <w:tcPr>
+            <w:tcW w:w="1771" w:type="dxa"/>
+          </w:tcPr>
+          <w:p>
+            <w:pPr>
+              <w:numPr>
+                <w:numId w:val="0"/>
+              </w:numPr>
+              <w:jc w:val="both"/>
+              <w:rPr>
+                <w:rFonts w:hint="default"/>
+                <w:vertAlign w:val="baseline"/>
+                <w:lang w:val="en-US" w:eastAsia="zh-CN"/>
+              </w:rPr>
+            </w:pPr>
+            <w:r>
+              <w:rPr>
+                <w:rFonts w:hint="eastAsia"/>
+                <w:vertAlign w:val="baseline"/>
+                <w:lang w:val="en-US" w:eastAsia="zh-CN"/>
+              </w:rPr>
+              <w:t>int</w:t>
+            </w:r>
+          </w:p>
+        </w:tc>
+        <w:tc>
+          <w:tcPr>
+            <w:tcW w:w="1771" w:type="dxa"/>
+          </w:tcPr>
+          <w:p>
+            <w:pPr>
+              <w:numPr>
+                <w:numId w:val="0"/>
+              </w:numPr>
+              <w:jc w:val="both"/>
+              <w:rPr>
+                <w:rFonts w:hint="default"/>
+                <w:vertAlign w:val="baseline"/>
+                <w:lang w:val="en-US" w:eastAsia="zh-CN"/>
+              </w:rPr>
+            </w:pPr>
+            <w:r>
+              <w:rPr>
+                <w:rFonts w:hint="eastAsia"/>
+                <w:vertAlign w:val="baseline"/>
+                <w:lang w:val="en-US" w:eastAsia="zh-CN"/>
+              </w:rPr>
+              <w:t>signed</w:t>
+            </w:r>
+          </w:p>
+        </w:tc>
+        <w:tc>
+          <w:tcPr>
+            <w:tcW w:w="1772" w:type="dxa"/>
+          </w:tcPr>
+          <w:p>
+            <w:pPr>
+              <w:numPr>
+                <w:numId w:val="0"/>
+              </w:numPr>
+              <w:jc w:val="both"/>
+              <w:rPr>
+                <w:rFonts w:hint="default"/>
+                <w:vertAlign w:val="baseline"/>
+                <w:lang w:val="en-US" w:eastAsia="zh-CN"/>
+              </w:rPr>
+            </w:pPr>
+            <w:r>
+              <w:rPr>
+                <w:rFonts w:hint="eastAsia"/>
+                <w:vertAlign w:val="baseline"/>
+                <w:lang w:val="en-US" w:eastAsia="zh-CN"/>
+              </w:rPr>
+              <w:t>typename</w:t>
+            </w:r>
+          </w:p>
+        </w:tc>
+      </w:tr>
+      <w:tr>
+        <w:tblPrEx>
+          <w:tblBorders>
+            <w:top w:val="single" w:color="auto" w:sz="4" w:space="0"/>
+            <w:left w:val="single" w:color="auto" w:sz="4" w:space="0"/>
+            <w:bottom w:val="single" w:color="auto" w:sz="4" w:space="0"/>
+            <w:right w:val="single" w:color="auto" w:sz="4" w:space="0"/>
+            <w:insideH w:val="single" w:color="auto" w:sz="4" w:space="0"/>
+            <w:insideV w:val="single" w:color="auto" w:sz="4" w:space="0"/>
+          </w:tblBorders>
+          <w:tblCellMar>
+            <w:left w:w="108" w:type="dxa"/>
+            <w:right w:w="108" w:type="dxa"/>
+          </w:tblCellMar>
+        </w:tblPrEx>
+        <w:tc>
+          <w:tcPr>
+            <w:tcW w:w="1771" w:type="dxa"/>
+          </w:tcPr>
+          <w:p>
+            <w:pPr>
+              <w:numPr>
+                <w:numId w:val="0"/>
+              </w:numPr>
+              <w:jc w:val="both"/>
+              <w:rPr>
+                <w:rFonts w:hint="default"/>
+                <w:vertAlign w:val="baseline"/>
+                <w:lang w:val="en-US" w:eastAsia="zh-CN"/>
+              </w:rPr>
+            </w:pPr>
+            <w:r>
+              <w:rPr>
+                <w:rFonts w:hint="eastAsia"/>
+                <w:vertAlign w:val="baseline"/>
+                <w:lang w:val="en-US" w:eastAsia="zh-CN"/>
+              </w:rPr>
+              <w:t>break</w:t>
+            </w:r>
+          </w:p>
+        </w:tc>
+        <w:tc>
+          <w:tcPr>
+            <w:tcW w:w="1771" w:type="dxa"/>
+          </w:tcPr>
+          <w:p>
+            <w:pPr>
+              <w:numPr>
+                <w:numId w:val="0"/>
+              </w:numPr>
+              <w:jc w:val="both"/>
+              <w:rPr>
+                <w:rFonts w:hint="default"/>
+                <w:vertAlign w:val="baseline"/>
+                <w:lang w:val="en-US" w:eastAsia="zh-CN"/>
+              </w:rPr>
+            </w:pPr>
+            <w:r>
+              <w:rPr>
+                <w:rFonts w:hint="eastAsia"/>
+                <w:vertAlign w:val="baseline"/>
+                <w:lang w:val="en-US" w:eastAsia="zh-CN"/>
+              </w:rPr>
+              <w:t>else</w:t>
+            </w:r>
+          </w:p>
+        </w:tc>
+        <w:tc>
+          <w:tcPr>
+            <w:tcW w:w="1771" w:type="dxa"/>
+          </w:tcPr>
+          <w:p>
+            <w:pPr>
+              <w:numPr>
+                <w:numId w:val="0"/>
+              </w:numPr>
+              <w:jc w:val="both"/>
+              <w:rPr>
+                <w:rFonts w:hint="default"/>
+                <w:vertAlign w:val="baseline"/>
+                <w:lang w:val="en-US" w:eastAsia="zh-CN"/>
+              </w:rPr>
+            </w:pPr>
+            <w:r>
+              <w:rPr>
+                <w:rFonts w:hint="eastAsia"/>
+                <w:vertAlign w:val="baseline"/>
+                <w:lang w:val="en-US" w:eastAsia="zh-CN"/>
+              </w:rPr>
+              <w:t>long</w:t>
+            </w:r>
+          </w:p>
+        </w:tc>
+        <w:tc>
+          <w:tcPr>
+            <w:tcW w:w="1771" w:type="dxa"/>
+          </w:tcPr>
+          <w:p>
+            <w:pPr>
+              <w:numPr>
+                <w:numId w:val="0"/>
+              </w:numPr>
+              <w:jc w:val="both"/>
+              <w:rPr>
+                <w:rFonts w:hint="default"/>
+                <w:vertAlign w:val="baseline"/>
+                <w:lang w:val="en-US" w:eastAsia="zh-CN"/>
+              </w:rPr>
+            </w:pPr>
+            <w:r>
+              <w:rPr>
+                <w:rFonts w:hint="eastAsia"/>
+                <w:vertAlign w:val="baseline"/>
+                <w:lang w:val="en-US" w:eastAsia="zh-CN"/>
+              </w:rPr>
+              <w:t>sizeof</w:t>
+            </w:r>
+          </w:p>
+        </w:tc>
+        <w:tc>
+          <w:tcPr>
+            <w:tcW w:w="1772" w:type="dxa"/>
+          </w:tcPr>
+          <w:p>
+            <w:pPr>
+              <w:numPr>
+                <w:numId w:val="0"/>
+              </w:numPr>
+              <w:jc w:val="both"/>
+              <w:rPr>
+                <w:rFonts w:hint="default"/>
+                <w:vertAlign w:val="baseline"/>
+                <w:lang w:val="en-US" w:eastAsia="zh-CN"/>
+              </w:rPr>
+            </w:pPr>
+            <w:r>
+              <w:rPr>
+                <w:rFonts w:hint="eastAsia"/>
+                <w:vertAlign w:val="baseline"/>
+                <w:lang w:val="en-US" w:eastAsia="zh-CN"/>
+              </w:rPr>
+              <w:t>union</w:t>
+            </w:r>
+          </w:p>
+        </w:tc>
+      </w:tr>
+      <w:tr>
+        <w:tblPrEx>
+          <w:tblBorders>
+            <w:top w:val="single" w:color="auto" w:sz="4" w:space="0"/>
+            <w:left w:val="single" w:color="auto" w:sz="4" w:space="0"/>
+            <w:bottom w:val="single" w:color="auto" w:sz="4" w:space="0"/>
+            <w:right w:val="single" w:color="auto" w:sz="4" w:space="0"/>
+            <w:insideH w:val="single" w:color="auto" w:sz="4" w:space="0"/>
+            <w:insideV w:val="single" w:color="auto" w:sz="4" w:space="0"/>
+          </w:tblBorders>
+          <w:tblCellMar>
+            <w:left w:w="108" w:type="dxa"/>
+            <w:right w:w="108" w:type="dxa"/>
+          </w:tblCellMar>
+        </w:tblPrEx>
+        <w:tc>
+          <w:tcPr>
+            <w:tcW w:w="1771" w:type="dxa"/>
+          </w:tcPr>
+          <w:p>
+            <w:pPr>
+              <w:numPr>
+                <w:numId w:val="0"/>
+              </w:numPr>
+              <w:jc w:val="both"/>
+              <w:rPr>
+                <w:rFonts w:hint="default"/>
+                <w:vertAlign w:val="baseline"/>
+                <w:lang w:val="en-US" w:eastAsia="zh-CN"/>
+              </w:rPr>
+            </w:pPr>
+            <w:r>
+              <w:rPr>
+                <w:rFonts w:hint="eastAsia"/>
+                <w:vertAlign w:val="baseline"/>
+                <w:lang w:val="en-US" w:eastAsia="zh-CN"/>
+              </w:rPr>
+              <w:t>case</w:t>
+            </w:r>
+          </w:p>
+        </w:tc>
+        <w:tc>
+          <w:tcPr>
+            <w:tcW w:w="1771" w:type="dxa"/>
+          </w:tcPr>
+          <w:p>
+            <w:pPr>
+              <w:numPr>
+                <w:numId w:val="0"/>
+              </w:numPr>
+              <w:jc w:val="both"/>
+              <w:rPr>
+                <w:rFonts w:hint="default"/>
+                <w:vertAlign w:val="baseline"/>
+                <w:lang w:val="en-US" w:eastAsia="zh-CN"/>
+              </w:rPr>
+            </w:pPr>
+            <w:r>
+              <w:rPr>
+                <w:rFonts w:hint="eastAsia"/>
+                <w:vertAlign w:val="baseline"/>
+                <w:lang w:val="en-US" w:eastAsia="zh-CN"/>
+              </w:rPr>
+              <w:t>enum</w:t>
+            </w:r>
+          </w:p>
+        </w:tc>
+        <w:tc>
+          <w:tcPr>
+            <w:tcW w:w="1771" w:type="dxa"/>
+          </w:tcPr>
+          <w:p>
+            <w:pPr>
+              <w:numPr>
+                <w:numId w:val="0"/>
+              </w:numPr>
+              <w:jc w:val="both"/>
+              <w:rPr>
+                <w:rFonts w:hint="default"/>
+                <w:vertAlign w:val="baseline"/>
+                <w:lang w:val="en-US" w:eastAsia="zh-CN"/>
+              </w:rPr>
+            </w:pPr>
+            <w:r>
+              <w:rPr>
+                <w:rFonts w:hint="eastAsia"/>
+                <w:vertAlign w:val="baseline"/>
+                <w:lang w:val="en-US" w:eastAsia="zh-CN"/>
+              </w:rPr>
+              <w:t>mutable</w:t>
+            </w:r>
+          </w:p>
+        </w:tc>
+        <w:tc>
+          <w:tcPr>
+            <w:tcW w:w="1771" w:type="dxa"/>
+          </w:tcPr>
+          <w:p>
+            <w:pPr>
+              <w:numPr>
+                <w:numId w:val="0"/>
+              </w:numPr>
+              <w:jc w:val="both"/>
+              <w:rPr>
+                <w:rFonts w:hint="default"/>
+                <w:vertAlign w:val="baseline"/>
+                <w:lang w:val="en-US" w:eastAsia="zh-CN"/>
+              </w:rPr>
+            </w:pPr>
+            <w:r>
+              <w:rPr>
+                <w:rFonts w:hint="eastAsia"/>
+                <w:vertAlign w:val="baseline"/>
+                <w:lang w:val="en-US" w:eastAsia="zh-CN"/>
+              </w:rPr>
+              <w:t>static</w:t>
+            </w:r>
+          </w:p>
+        </w:tc>
+        <w:tc>
+          <w:tcPr>
+            <w:tcW w:w="1772" w:type="dxa"/>
+          </w:tcPr>
+          <w:p>
+            <w:pPr>
+              <w:numPr>
+                <w:numId w:val="0"/>
+              </w:numPr>
+              <w:jc w:val="both"/>
+              <w:rPr>
+                <w:rFonts w:hint="default"/>
+                <w:vertAlign w:val="baseline"/>
+                <w:lang w:val="en-US" w:eastAsia="zh-CN"/>
+              </w:rPr>
+            </w:pPr>
+            <w:r>
+              <w:rPr>
+                <w:rFonts w:hint="eastAsia"/>
+                <w:vertAlign w:val="baseline"/>
+                <w:lang w:val="en-US" w:eastAsia="zh-CN"/>
+              </w:rPr>
+              <w:t>unsigned</w:t>
+            </w:r>
+          </w:p>
+        </w:tc>
+      </w:tr>
+      <w:tr>
+        <w:tblPrEx>
+          <w:tblBorders>
+            <w:top w:val="single" w:color="auto" w:sz="4" w:space="0"/>
+            <w:left w:val="single" w:color="auto" w:sz="4" w:space="0"/>
+            <w:bottom w:val="single" w:color="auto" w:sz="4" w:space="0"/>
+            <w:right w:val="single" w:color="auto" w:sz="4" w:space="0"/>
+            <w:insideH w:val="single" w:color="auto" w:sz="4" w:space="0"/>
+            <w:insideV w:val="single" w:color="auto" w:sz="4" w:space="0"/>
+          </w:tblBorders>
+          <w:tblCellMar>
+            <w:left w:w="108" w:type="dxa"/>
+            <w:right w:w="108" w:type="dxa"/>
+          </w:tblCellMar>
+        </w:tblPrEx>
+        <w:tc>
+          <w:tcPr>
+            <w:tcW w:w="1771" w:type="dxa"/>
+          </w:tcPr>
+          <w:p>
+            <w:pPr>
+              <w:numPr>
+                <w:numId w:val="0"/>
+              </w:numPr>
+              <w:jc w:val="both"/>
+              <w:rPr>
+                <w:rFonts w:hint="default"/>
+                <w:vertAlign w:val="baseline"/>
+                <w:lang w:val="en-US" w:eastAsia="zh-CN"/>
+              </w:rPr>
+            </w:pPr>
+            <w:r>
+              <w:rPr>
+                <w:rFonts w:hint="eastAsia"/>
+                <w:vertAlign w:val="baseline"/>
+                <w:lang w:val="en-US" w:eastAsia="zh-CN"/>
+              </w:rPr>
+              <w:t>catch</w:t>
+            </w:r>
+          </w:p>
+        </w:tc>
+        <w:tc>
+          <w:tcPr>
+            <w:tcW w:w="1771" w:type="dxa"/>
+          </w:tcPr>
+          <w:p>
+            <w:pPr>
+              <w:numPr>
+                <w:numId w:val="0"/>
+              </w:numPr>
+              <w:jc w:val="both"/>
+              <w:rPr>
+                <w:rFonts w:hint="default"/>
+                <w:vertAlign w:val="baseline"/>
+                <w:lang w:val="en-US" w:eastAsia="zh-CN"/>
+              </w:rPr>
+            </w:pPr>
+            <w:r>
+              <w:rPr>
+                <w:rFonts w:hint="eastAsia"/>
+                <w:vertAlign w:val="baseline"/>
+                <w:lang w:val="en-US" w:eastAsia="zh-CN"/>
+              </w:rPr>
+              <w:t>explicit</w:t>
+            </w:r>
+          </w:p>
+        </w:tc>
+        <w:tc>
+          <w:tcPr>
+            <w:tcW w:w="1771" w:type="dxa"/>
+          </w:tcPr>
+          <w:p>
+            <w:pPr>
+              <w:numPr>
+                <w:numId w:val="0"/>
+              </w:numPr>
+              <w:jc w:val="both"/>
+              <w:rPr>
+                <w:rFonts w:hint="default"/>
+                <w:vertAlign w:val="baseline"/>
+                <w:lang w:val="en-US" w:eastAsia="zh-CN"/>
+              </w:rPr>
+            </w:pPr>
+            <w:r>
+              <w:rPr>
+                <w:rFonts w:hint="eastAsia"/>
+                <w:vertAlign w:val="baseline"/>
+                <w:lang w:val="en-US" w:eastAsia="zh-CN"/>
+              </w:rPr>
+              <w:t>namespace</w:t>
+            </w:r>
+          </w:p>
+        </w:tc>
+        <w:tc>
+          <w:tcPr>
+            <w:tcW w:w="1771" w:type="dxa"/>
+          </w:tcPr>
+          <w:p>
+            <w:pPr>
+              <w:numPr>
+                <w:numId w:val="0"/>
+              </w:numPr>
+              <w:jc w:val="both"/>
+              <w:rPr>
+                <w:rFonts w:hint="default"/>
+                <w:vertAlign w:val="baseline"/>
+                <w:lang w:val="en-US" w:eastAsia="zh-CN"/>
+              </w:rPr>
+            </w:pPr>
+            <w:r>
+              <w:rPr>
+                <w:rFonts w:hint="eastAsia"/>
+                <w:vertAlign w:val="baseline"/>
+                <w:lang w:val="en-US" w:eastAsia="zh-CN"/>
+              </w:rPr>
+              <w:t>static_cast</w:t>
+            </w:r>
+          </w:p>
+        </w:tc>
+        <w:tc>
+          <w:tcPr>
+            <w:tcW w:w="1772" w:type="dxa"/>
+          </w:tcPr>
+          <w:p>
+            <w:pPr>
+              <w:numPr>
+                <w:numId w:val="0"/>
+              </w:numPr>
+              <w:jc w:val="both"/>
+              <w:rPr>
+                <w:rFonts w:hint="default"/>
+                <w:vertAlign w:val="baseline"/>
+                <w:lang w:val="en-US" w:eastAsia="zh-CN"/>
+              </w:rPr>
+            </w:pPr>
+            <w:r>
+              <w:rPr>
+                <w:rFonts w:hint="eastAsia"/>
+                <w:vertAlign w:val="baseline"/>
+                <w:lang w:val="en-US" w:eastAsia="zh-CN"/>
+              </w:rPr>
+              <w:t>using</w:t>
+            </w:r>
+          </w:p>
+        </w:tc>
+      </w:tr>
+      <w:tr>
+        <w:tblPrEx>
+          <w:tblBorders>
+            <w:top w:val="single" w:color="auto" w:sz="4" w:space="0"/>
+            <w:left w:val="single" w:color="auto" w:sz="4" w:space="0"/>
+            <w:bottom w:val="single" w:color="auto" w:sz="4" w:space="0"/>
+            <w:right w:val="single" w:color="auto" w:sz="4" w:space="0"/>
+            <w:insideH w:val="single" w:color="auto" w:sz="4" w:space="0"/>
+            <w:insideV w:val="single" w:color="auto" w:sz="4" w:space="0"/>
+          </w:tblBorders>
+          <w:tblCellMar>
+            <w:left w:w="108" w:type="dxa"/>
+            <w:right w:w="108" w:type="dxa"/>
+          </w:tblCellMar>
+        </w:tblPrEx>
+        <w:tc>
+          <w:tcPr>
+            <w:tcW w:w="1771" w:type="dxa"/>
+          </w:tcPr>
+          <w:p>
+            <w:pPr>
+              <w:numPr>
+                <w:numId w:val="0"/>
+              </w:numPr>
+              <w:jc w:val="both"/>
+              <w:rPr>
+                <w:rFonts w:hint="default"/>
+                <w:vertAlign w:val="baseline"/>
+                <w:lang w:val="en-US" w:eastAsia="zh-CN"/>
+              </w:rPr>
+            </w:pPr>
+            <w:r>
+              <w:rPr>
+                <w:rFonts w:hint="eastAsia"/>
+                <w:vertAlign w:val="baseline"/>
+                <w:lang w:val="en-US" w:eastAsia="zh-CN"/>
+              </w:rPr>
+              <w:t>char</w:t>
+            </w:r>
+          </w:p>
+        </w:tc>
+        <w:tc>
+          <w:tcPr>
+            <w:tcW w:w="1771" w:type="dxa"/>
+          </w:tcPr>
+          <w:p>
+            <w:pPr>
+              <w:numPr>
+                <w:numId w:val="0"/>
+              </w:numPr>
+              <w:jc w:val="both"/>
+              <w:rPr>
+                <w:rFonts w:hint="default"/>
+                <w:vertAlign w:val="baseline"/>
+                <w:lang w:val="en-US" w:eastAsia="zh-CN"/>
+              </w:rPr>
+            </w:pPr>
+            <w:r>
+              <w:rPr>
+                <w:rFonts w:hint="eastAsia"/>
+                <w:vertAlign w:val="baseline"/>
+                <w:lang w:val="en-US" w:eastAsia="zh-CN"/>
+              </w:rPr>
+              <w:t>export</w:t>
+            </w:r>
+          </w:p>
+        </w:tc>
+        <w:tc>
+          <w:tcPr>
+            <w:tcW w:w="1771" w:type="dxa"/>
+          </w:tcPr>
+          <w:p>
+            <w:pPr>
+              <w:numPr>
+                <w:numId w:val="0"/>
+              </w:numPr>
+              <w:jc w:val="both"/>
+              <w:rPr>
+                <w:rFonts w:hint="default"/>
+                <w:vertAlign w:val="baseline"/>
+                <w:lang w:val="en-US" w:eastAsia="zh-CN"/>
+              </w:rPr>
+            </w:pPr>
+            <w:r>
+              <w:rPr>
+                <w:rFonts w:hint="eastAsia"/>
+                <w:vertAlign w:val="baseline"/>
+                <w:lang w:val="en-US" w:eastAsia="zh-CN"/>
+              </w:rPr>
+              <w:t>new</w:t>
+            </w:r>
+          </w:p>
+        </w:tc>
+        <w:tc>
+          <w:tcPr>
+            <w:tcW w:w="1771" w:type="dxa"/>
+          </w:tcPr>
+          <w:p>
+            <w:pPr>
+              <w:numPr>
+                <w:numId w:val="0"/>
+              </w:numPr>
+              <w:jc w:val="both"/>
+              <w:rPr>
+                <w:rFonts w:hint="default"/>
+                <w:vertAlign w:val="baseline"/>
+                <w:lang w:val="en-US" w:eastAsia="zh-CN"/>
+              </w:rPr>
+            </w:pPr>
+            <w:r>
+              <w:rPr>
+                <w:rFonts w:hint="eastAsia"/>
+                <w:vertAlign w:val="baseline"/>
+                <w:lang w:val="en-US" w:eastAsia="zh-CN"/>
+              </w:rPr>
+              <w:t>struct</w:t>
+            </w:r>
+          </w:p>
+        </w:tc>
+        <w:tc>
+          <w:tcPr>
+            <w:tcW w:w="1772" w:type="dxa"/>
+          </w:tcPr>
+          <w:p>
+            <w:pPr>
+              <w:numPr>
+                <w:numId w:val="0"/>
+              </w:numPr>
+              <w:jc w:val="both"/>
+              <w:rPr>
+                <w:rFonts w:hint="default"/>
+                <w:vertAlign w:val="baseline"/>
+                <w:lang w:val="en-US" w:eastAsia="zh-CN"/>
+              </w:rPr>
+            </w:pPr>
+            <w:r>
+              <w:rPr>
+                <w:rFonts w:hint="eastAsia"/>
+                <w:vertAlign w:val="baseline"/>
+                <w:lang w:val="en-US" w:eastAsia="zh-CN"/>
+              </w:rPr>
+              <w:t>virtual</w:t>
+            </w:r>
+          </w:p>
+        </w:tc>
+      </w:tr>
+      <w:tr>
+        <w:tblPrEx>
+          <w:tblBorders>
+            <w:top w:val="single" w:color="auto" w:sz="4" w:space="0"/>
+            <w:left w:val="single" w:color="auto" w:sz="4" w:space="0"/>
+            <w:bottom w:val="single" w:color="auto" w:sz="4" w:space="0"/>
+            <w:right w:val="single" w:color="auto" w:sz="4" w:space="0"/>
+            <w:insideH w:val="single" w:color="auto" w:sz="4" w:space="0"/>
+            <w:insideV w:val="single" w:color="auto" w:sz="4" w:space="0"/>
+          </w:tblBorders>
+          <w:tblCellMar>
+            <w:left w:w="108" w:type="dxa"/>
+            <w:right w:w="108" w:type="dxa"/>
+          </w:tblCellMar>
+        </w:tblPrEx>
+        <w:tc>
+          <w:tcPr>
+            <w:tcW w:w="1771" w:type="dxa"/>
+          </w:tcPr>
+          <w:p>
+            <w:pPr>
+              <w:numPr>
+                <w:numId w:val="0"/>
+              </w:numPr>
+              <w:jc w:val="both"/>
+              <w:rPr>
+                <w:rFonts w:hint="default"/>
+                <w:vertAlign w:val="baseline"/>
+                <w:lang w:val="en-US" w:eastAsia="zh-CN"/>
+              </w:rPr>
+            </w:pPr>
+            <w:r>
+              <w:rPr>
+                <w:rFonts w:hint="eastAsia"/>
+                <w:vertAlign w:val="baseline"/>
+                <w:lang w:val="en-US" w:eastAsia="zh-CN"/>
+              </w:rPr>
+              <w:t>class</w:t>
+            </w:r>
+          </w:p>
+        </w:tc>
+        <w:tc>
+          <w:tcPr>
+            <w:tcW w:w="1771" w:type="dxa"/>
+          </w:tcPr>
+          <w:p>
+            <w:pPr>
+              <w:numPr>
+                <w:numId w:val="0"/>
+              </w:numPr>
+              <w:jc w:val="both"/>
+              <w:rPr>
+                <w:rFonts w:hint="default"/>
+                <w:vertAlign w:val="baseline"/>
+                <w:lang w:val="en-US" w:eastAsia="zh-CN"/>
+              </w:rPr>
+            </w:pPr>
+            <w:r>
+              <w:rPr>
+                <w:rFonts w:hint="eastAsia"/>
+                <w:vertAlign w:val="baseline"/>
+                <w:lang w:val="en-US" w:eastAsia="zh-CN"/>
+              </w:rPr>
+              <w:t>extern</w:t>
+            </w:r>
+          </w:p>
+        </w:tc>
+        <w:tc>
+          <w:tcPr>
+            <w:tcW w:w="1771" w:type="dxa"/>
+          </w:tcPr>
+          <w:p>
+            <w:pPr>
+              <w:numPr>
+                <w:numId w:val="0"/>
+              </w:numPr>
+              <w:jc w:val="both"/>
+              <w:rPr>
+                <w:rFonts w:hint="default"/>
+                <w:vertAlign w:val="baseline"/>
+                <w:lang w:val="en-US" w:eastAsia="zh-CN"/>
+              </w:rPr>
+            </w:pPr>
+            <w:r>
+              <w:rPr>
+                <w:rFonts w:hint="eastAsia"/>
+                <w:vertAlign w:val="baseline"/>
+                <w:lang w:val="en-US" w:eastAsia="zh-CN"/>
+              </w:rPr>
+              <w:t>operator</w:t>
+            </w:r>
+          </w:p>
+        </w:tc>
+        <w:tc>
+          <w:tcPr>
+            <w:tcW w:w="1771" w:type="dxa"/>
+          </w:tcPr>
+          <w:p>
+            <w:pPr>
+              <w:numPr>
+                <w:numId w:val="0"/>
+              </w:numPr>
+              <w:jc w:val="both"/>
+              <w:rPr>
+                <w:rFonts w:hint="default"/>
+                <w:vertAlign w:val="baseline"/>
+                <w:lang w:val="en-US" w:eastAsia="zh-CN"/>
+              </w:rPr>
+            </w:pPr>
+            <w:r>
+              <w:rPr>
+                <w:rFonts w:hint="eastAsia"/>
+                <w:vertAlign w:val="baseline"/>
+                <w:lang w:val="en-US" w:eastAsia="zh-CN"/>
+              </w:rPr>
+              <w:t>switch</w:t>
+            </w:r>
+          </w:p>
+        </w:tc>
+        <w:tc>
+          <w:tcPr>
+            <w:tcW w:w="1772" w:type="dxa"/>
+          </w:tcPr>
+          <w:p>
+            <w:pPr>
+              <w:numPr>
+                <w:numId w:val="0"/>
+              </w:numPr>
+              <w:jc w:val="both"/>
+              <w:rPr>
+                <w:rFonts w:hint="default"/>
+                <w:vertAlign w:val="baseline"/>
+                <w:lang w:val="en-US" w:eastAsia="zh-CN"/>
+              </w:rPr>
+            </w:pPr>
+            <w:r>
+              <w:rPr>
+                <w:rFonts w:hint="eastAsia"/>
+                <w:vertAlign w:val="baseline"/>
+                <w:lang w:val="en-US" w:eastAsia="zh-CN"/>
+              </w:rPr>
+              <w:t>void</w:t>
+            </w:r>
+          </w:p>
+        </w:tc>
+      </w:tr>
+      <w:tr>
+        <w:tblPrEx>
+          <w:tblBorders>
+            <w:top w:val="single" w:color="auto" w:sz="4" w:space="0"/>
+            <w:left w:val="single" w:color="auto" w:sz="4" w:space="0"/>
+            <w:bottom w:val="single" w:color="auto" w:sz="4" w:space="0"/>
+            <w:right w:val="single" w:color="auto" w:sz="4" w:space="0"/>
+            <w:insideH w:val="single" w:color="auto" w:sz="4" w:space="0"/>
+            <w:insideV w:val="single" w:color="auto" w:sz="4" w:space="0"/>
+          </w:tblBorders>
+          <w:tblCellMar>
+            <w:left w:w="108" w:type="dxa"/>
+            <w:right w:w="108" w:type="dxa"/>
+          </w:tblCellMar>
+        </w:tblPrEx>
+        <w:tc>
+          <w:tcPr>
+            <w:tcW w:w="1771" w:type="dxa"/>
+          </w:tcPr>
+          <w:p>
+            <w:pPr>
+              <w:numPr>
+                <w:numId w:val="0"/>
+              </w:numPr>
+              <w:jc w:val="both"/>
+              <w:rPr>
+                <w:rFonts w:hint="default"/>
+                <w:vertAlign w:val="baseline"/>
+                <w:lang w:val="en-US" w:eastAsia="zh-CN"/>
+              </w:rPr>
+            </w:pPr>
+            <w:r>
+              <w:rPr>
+                <w:rFonts w:hint="eastAsia"/>
+                <w:vertAlign w:val="baseline"/>
+                <w:lang w:val="en-US" w:eastAsia="zh-CN"/>
+              </w:rPr>
+              <w:t>const</w:t>
+            </w:r>
+          </w:p>
+        </w:tc>
+        <w:tc>
+          <w:tcPr>
+            <w:tcW w:w="1771" w:type="dxa"/>
+          </w:tcPr>
+          <w:p>
+            <w:pPr>
+              <w:numPr>
+                <w:numId w:val="0"/>
+              </w:numPr>
+              <w:jc w:val="both"/>
+              <w:rPr>
+                <w:rFonts w:hint="default"/>
+                <w:vertAlign w:val="baseline"/>
+                <w:lang w:val="en-US" w:eastAsia="zh-CN"/>
+              </w:rPr>
+            </w:pPr>
+            <w:r>
+              <w:rPr>
+                <w:rFonts w:hint="eastAsia"/>
+                <w:vertAlign w:val="baseline"/>
+                <w:lang w:val="en-US" w:eastAsia="zh-CN"/>
+              </w:rPr>
+              <w:t>false</w:t>
+            </w:r>
+          </w:p>
+        </w:tc>
+        <w:tc>
+          <w:tcPr>
+            <w:tcW w:w="1771" w:type="dxa"/>
+          </w:tcPr>
+          <w:p>
+            <w:pPr>
+              <w:numPr>
+                <w:numId w:val="0"/>
+              </w:numPr>
+              <w:jc w:val="both"/>
+              <w:rPr>
+                <w:rFonts w:hint="default"/>
+                <w:vertAlign w:val="baseline"/>
+                <w:lang w:val="en-US" w:eastAsia="zh-CN"/>
+              </w:rPr>
+            </w:pPr>
+            <w:r>
+              <w:rPr>
+                <w:rFonts w:hint="eastAsia"/>
+                <w:vertAlign w:val="baseline"/>
+                <w:lang w:val="en-US" w:eastAsia="zh-CN"/>
+              </w:rPr>
+              <w:t>private</w:t>
+            </w:r>
+          </w:p>
+        </w:tc>
+        <w:tc>
+          <w:tcPr>
+            <w:tcW w:w="1771" w:type="dxa"/>
+          </w:tcPr>
+          <w:p>
+            <w:pPr>
+              <w:numPr>
+                <w:numId w:val="0"/>
+              </w:numPr>
+              <w:jc w:val="both"/>
+              <w:rPr>
+                <w:rFonts w:hint="default"/>
+                <w:vertAlign w:val="baseline"/>
+                <w:lang w:val="en-US" w:eastAsia="zh-CN"/>
+              </w:rPr>
+            </w:pPr>
+            <w:r>
+              <w:rPr>
+                <w:rFonts w:hint="eastAsia"/>
+                <w:vertAlign w:val="baseline"/>
+                <w:lang w:val="en-US" w:eastAsia="zh-CN"/>
+              </w:rPr>
+              <w:t>template</w:t>
+            </w:r>
+          </w:p>
+        </w:tc>
+        <w:tc>
+          <w:tcPr>
+            <w:tcW w:w="1772" w:type="dxa"/>
+          </w:tcPr>
+          <w:p>
+            <w:pPr>
+              <w:numPr>
+                <w:numId w:val="0"/>
+              </w:numPr>
+              <w:jc w:val="both"/>
+              <w:rPr>
+                <w:rFonts w:hint="default"/>
+                <w:vertAlign w:val="baseline"/>
+                <w:lang w:val="en-US" w:eastAsia="zh-CN"/>
+              </w:rPr>
+            </w:pPr>
+            <w:r>
+              <w:rPr>
+                <w:rFonts w:hint="eastAsia"/>
+                <w:vertAlign w:val="baseline"/>
+                <w:lang w:val="en-US" w:eastAsia="zh-CN"/>
+              </w:rPr>
+              <w:t>volatile</w:t>
+            </w:r>
+          </w:p>
+        </w:tc>
+      </w:tr>
+      <w:tr>
+        <w:tblPrEx>
+          <w:tblBorders>
+            <w:top w:val="single" w:color="auto" w:sz="4" w:space="0"/>
+            <w:left w:val="single" w:color="auto" w:sz="4" w:space="0"/>
+            <w:bottom w:val="single" w:color="auto" w:sz="4" w:space="0"/>
+            <w:right w:val="single" w:color="auto" w:sz="4" w:space="0"/>
+            <w:insideH w:val="single" w:color="auto" w:sz="4" w:space="0"/>
+            <w:insideV w:val="single" w:color="auto" w:sz="4" w:space="0"/>
+          </w:tblBorders>
+          <w:tblCellMar>
+            <w:left w:w="108" w:type="dxa"/>
+            <w:right w:w="108" w:type="dxa"/>
+          </w:tblCellMar>
+        </w:tblPrEx>
+        <w:tc>
+          <w:tcPr>
+            <w:tcW w:w="1771" w:type="dxa"/>
+          </w:tcPr>
+          <w:p>
+            <w:pPr>
+              <w:numPr>
+                <w:numId w:val="0"/>
+              </w:numPr>
+              <w:jc w:val="both"/>
+              <w:rPr>
+                <w:rFonts w:hint="default"/>
+                <w:vertAlign w:val="baseline"/>
+                <w:lang w:val="en-US" w:eastAsia="zh-CN"/>
+              </w:rPr>
+            </w:pPr>
+            <w:r>
+              <w:rPr>
+                <w:rFonts w:hint="eastAsia"/>
+                <w:vertAlign w:val="baseline"/>
+                <w:lang w:val="en-US" w:eastAsia="zh-CN"/>
+              </w:rPr>
+              <w:t>const_cast</w:t>
+            </w:r>
+          </w:p>
+        </w:tc>
+        <w:tc>
+          <w:tcPr>
+            <w:tcW w:w="1771" w:type="dxa"/>
+          </w:tcPr>
+          <w:p>
+            <w:pPr>
+              <w:numPr>
+                <w:numId w:val="0"/>
+              </w:numPr>
+              <w:jc w:val="both"/>
+              <w:rPr>
+                <w:rFonts w:hint="default"/>
+                <w:vertAlign w:val="baseline"/>
+                <w:lang w:val="en-US" w:eastAsia="zh-CN"/>
+              </w:rPr>
+            </w:pPr>
+            <w:r>
+              <w:rPr>
+                <w:rFonts w:hint="eastAsia"/>
+                <w:vertAlign w:val="baseline"/>
+                <w:lang w:val="en-US" w:eastAsia="zh-CN"/>
+              </w:rPr>
+              <w:t>float</w:t>
+            </w:r>
+          </w:p>
+        </w:tc>
+        <w:tc>
+          <w:tcPr>
+            <w:tcW w:w="1771" w:type="dxa"/>
+          </w:tcPr>
+          <w:p>
+            <w:pPr>
+              <w:numPr>
+                <w:numId w:val="0"/>
+              </w:numPr>
+              <w:jc w:val="both"/>
+              <w:rPr>
+                <w:rFonts w:hint="default"/>
+                <w:vertAlign w:val="baseline"/>
+                <w:lang w:val="en-US" w:eastAsia="zh-CN"/>
+              </w:rPr>
+            </w:pPr>
+            <w:r>
+              <w:rPr>
+                <w:rFonts w:hint="eastAsia"/>
+                <w:vertAlign w:val="baseline"/>
+                <w:lang w:val="en-US" w:eastAsia="zh-CN"/>
+              </w:rPr>
+              <w:t>protected</w:t>
+            </w:r>
+          </w:p>
+        </w:tc>
+        <w:tc>
+          <w:tcPr>
+            <w:tcW w:w="1771" w:type="dxa"/>
+          </w:tcPr>
+          <w:p>
+            <w:pPr>
+              <w:numPr>
+                <w:numId w:val="0"/>
+              </w:numPr>
+              <w:jc w:val="both"/>
+              <w:rPr>
+                <w:rFonts w:hint="default"/>
+                <w:vertAlign w:val="baseline"/>
+                <w:lang w:val="en-US" w:eastAsia="zh-CN"/>
+              </w:rPr>
+            </w:pPr>
+            <w:r>
+              <w:rPr>
+                <w:rFonts w:hint="eastAsia"/>
+                <w:vertAlign w:val="baseline"/>
+                <w:lang w:val="en-US" w:eastAsia="zh-CN"/>
+              </w:rPr>
+              <w:t>this</w:t>
+            </w:r>
+          </w:p>
+        </w:tc>
+        <w:tc>
+          <w:tcPr>
+            <w:tcW w:w="1772" w:type="dxa"/>
+          </w:tcPr>
+          <w:p>
+            <w:pPr>
+              <w:numPr>
+                <w:numId w:val="0"/>
+              </w:numPr>
+              <w:jc w:val="both"/>
+              <w:rPr>
+                <w:rFonts w:hint="default"/>
+                <w:vertAlign w:val="baseline"/>
+                <w:lang w:val="en-US" w:eastAsia="zh-CN"/>
+              </w:rPr>
+            </w:pPr>
+            <w:r>
+              <w:rPr>
+                <w:rFonts w:hint="eastAsia"/>
+                <w:vertAlign w:val="baseline"/>
+                <w:lang w:val="en-US" w:eastAsia="zh-CN"/>
+              </w:rPr>
+              <w:t>wchar_t</w:t>
+            </w:r>
+          </w:p>
+        </w:tc>
+      </w:tr>
+      <w:tr>
+        <w:tblPrEx>
+          <w:tblBorders>
+            <w:top w:val="single" w:color="auto" w:sz="4" w:space="0"/>
+            <w:left w:val="single" w:color="auto" w:sz="4" w:space="0"/>
+            <w:bottom w:val="single" w:color="auto" w:sz="4" w:space="0"/>
+            <w:right w:val="single" w:color="auto" w:sz="4" w:space="0"/>
+            <w:insideH w:val="single" w:color="auto" w:sz="4" w:space="0"/>
+            <w:insideV w:val="single" w:color="auto" w:sz="4" w:space="0"/>
+          </w:tblBorders>
+          <w:tblCellMar>
+            <w:left w:w="108" w:type="dxa"/>
+            <w:right w:w="108" w:type="dxa"/>
+          </w:tblCellMar>
+        </w:tblPrEx>
+        <w:tc>
+          <w:tcPr>
+            <w:tcW w:w="1771" w:type="dxa"/>
+          </w:tcPr>
+          <w:p>
+            <w:pPr>
+              <w:numPr>
+                <w:numId w:val="0"/>
+              </w:numPr>
+              <w:jc w:val="both"/>
+              <w:rPr>
+                <w:rFonts w:hint="default"/>
+                <w:vertAlign w:val="baseline"/>
+                <w:lang w:val="en-US" w:eastAsia="zh-CN"/>
+              </w:rPr>
+            </w:pPr>
+            <w:r>
+              <w:rPr>
+                <w:rFonts w:hint="eastAsia"/>
+                <w:vertAlign w:val="baseline"/>
+                <w:lang w:val="en-US" w:eastAsia="zh-CN"/>
+              </w:rPr>
+              <w:t>continue</w:t>
+            </w:r>
+          </w:p>
+        </w:tc>
+        <w:tc>
+          <w:tcPr>
+            <w:tcW w:w="1771" w:type="dxa"/>
+          </w:tcPr>
+          <w:p>
+            <w:pPr>
+              <w:numPr>
+                <w:numId w:val="0"/>
+              </w:numPr>
+              <w:jc w:val="both"/>
+              <w:rPr>
+                <w:rFonts w:hint="default"/>
+                <w:vertAlign w:val="baseline"/>
+                <w:lang w:val="en-US" w:eastAsia="zh-CN"/>
+              </w:rPr>
+            </w:pPr>
+            <w:r>
+              <w:rPr>
+                <w:rFonts w:hint="eastAsia"/>
+                <w:vertAlign w:val="baseline"/>
+                <w:lang w:val="en-US" w:eastAsia="zh-CN"/>
+              </w:rPr>
+              <w:t>for</w:t>
+            </w:r>
+          </w:p>
+        </w:tc>
+        <w:tc>
+          <w:tcPr>
+            <w:tcW w:w="1771" w:type="dxa"/>
+          </w:tcPr>
+          <w:p>
+            <w:pPr>
+              <w:numPr>
+                <w:numId w:val="0"/>
+              </w:numPr>
+              <w:jc w:val="both"/>
+              <w:rPr>
+                <w:rFonts w:hint="default"/>
+                <w:vertAlign w:val="baseline"/>
+                <w:lang w:val="en-US" w:eastAsia="zh-CN"/>
+              </w:rPr>
+            </w:pPr>
+            <w:r>
+              <w:rPr>
+                <w:rFonts w:hint="eastAsia"/>
+                <w:vertAlign w:val="baseline"/>
+                <w:lang w:val="en-US" w:eastAsia="zh-CN"/>
+              </w:rPr>
+              <w:t>public</w:t>
+            </w:r>
+          </w:p>
+        </w:tc>
+        <w:tc>
+          <w:tcPr>
+            <w:tcW w:w="1771" w:type="dxa"/>
+          </w:tcPr>
+          <w:p>
+            <w:pPr>
+              <w:numPr>
+                <w:numId w:val="0"/>
+              </w:numPr>
+              <w:jc w:val="both"/>
+              <w:rPr>
+                <w:rFonts w:hint="default"/>
+                <w:vertAlign w:val="baseline"/>
+                <w:lang w:val="en-US" w:eastAsia="zh-CN"/>
+              </w:rPr>
+            </w:pPr>
+            <w:r>
+              <w:rPr>
+                <w:rFonts w:hint="eastAsia"/>
+                <w:vertAlign w:val="baseline"/>
+                <w:lang w:val="en-US" w:eastAsia="zh-CN"/>
+              </w:rPr>
+              <w:t>throw</w:t>
+            </w:r>
+          </w:p>
+        </w:tc>
+        <w:tc>
+          <w:tcPr>
+            <w:tcW w:w="1772" w:type="dxa"/>
+          </w:tcPr>
+          <w:p>
+            <w:pPr>
+              <w:numPr>
+                <w:numId w:val="0"/>
+              </w:numPr>
+              <w:jc w:val="both"/>
+              <w:rPr>
+                <w:rFonts w:hint="default"/>
+                <w:vertAlign w:val="baseline"/>
+                <w:lang w:val="en-US" w:eastAsia="zh-CN"/>
+              </w:rPr>
+            </w:pPr>
+            <w:r>
+              <w:rPr>
+                <w:rFonts w:hint="eastAsia"/>
+                <w:vertAlign w:val="baseline"/>
+                <w:lang w:val="en-US" w:eastAsia="zh-CN"/>
+              </w:rPr>
+              <w:t>while</w:t>
+            </w:r>
+          </w:p>
+        </w:tc>
+      </w:tr>
+      <w:tr>
+        <w:tblPrEx>
+          <w:tblBorders>
+            <w:top w:val="single" w:color="auto" w:sz="4" w:space="0"/>
+            <w:left w:val="single" w:color="auto" w:sz="4" w:space="0"/>
+            <w:bottom w:val="single" w:color="auto" w:sz="4" w:space="0"/>
+            <w:right w:val="single" w:color="auto" w:sz="4" w:space="0"/>
+            <w:insideH w:val="single" w:color="auto" w:sz="4" w:space="0"/>
+            <w:insideV w:val="single" w:color="auto" w:sz="4" w:space="0"/>
+          </w:tblBorders>
+          <w:tblCellMar>
+            <w:left w:w="108" w:type="dxa"/>
+            <w:right w:w="108" w:type="dxa"/>
+          </w:tblCellMar>
+        </w:tblPrEx>
+        <w:tc>
+          <w:tcPr>
+            <w:tcW w:w="1771" w:type="dxa"/>
+          </w:tcPr>
+          <w:p>
+            <w:pPr>
+              <w:numPr>
+                <w:numId w:val="0"/>
+              </w:numPr>
+              <w:jc w:val="both"/>
+              <w:rPr>
+                <w:rFonts w:hint="default"/>
+                <w:vertAlign w:val="baseline"/>
+                <w:lang w:val="en-US" w:eastAsia="zh-CN"/>
+              </w:rPr>
+            </w:pPr>
+            <w:r>
+              <w:rPr>
+                <w:rFonts w:hint="eastAsia"/>
+                <w:vertAlign w:val="baseline"/>
+                <w:lang w:val="en-US" w:eastAsia="zh-CN"/>
+              </w:rPr>
+              <w:t>default</w:t>
+            </w:r>
+          </w:p>
+        </w:tc>
+        <w:tc>
+          <w:tcPr>
+            <w:tcW w:w="1771" w:type="dxa"/>
+          </w:tcPr>
+          <w:p>
+            <w:pPr>
+              <w:numPr>
+                <w:numId w:val="0"/>
+              </w:numPr>
+              <w:jc w:val="both"/>
+              <w:rPr>
+                <w:rFonts w:hint="default"/>
+                <w:vertAlign w:val="baseline"/>
+                <w:lang w:val="en-US" w:eastAsia="zh-CN"/>
+              </w:rPr>
+            </w:pPr>
+            <w:r>
+              <w:rPr>
+                <w:rFonts w:hint="eastAsia"/>
+                <w:vertAlign w:val="baseline"/>
+                <w:lang w:val="en-US" w:eastAsia="zh-CN"/>
+              </w:rPr>
+              <w:t>friend</w:t>
+            </w:r>
+          </w:p>
+        </w:tc>
+        <w:tc>
+          <w:tcPr>
+            <w:tcW w:w="1771" w:type="dxa"/>
+          </w:tcPr>
+          <w:p>
+            <w:pPr>
+              <w:numPr>
+                <w:numId w:val="0"/>
+              </w:numPr>
+              <w:jc w:val="both"/>
+              <w:rPr>
+                <w:rFonts w:hint="default"/>
+                <w:vertAlign w:val="baseline"/>
+                <w:lang w:val="en-US" w:eastAsia="zh-CN"/>
+              </w:rPr>
+            </w:pPr>
+            <w:r>
+              <w:rPr>
+                <w:rFonts w:hint="eastAsia"/>
+                <w:vertAlign w:val="baseline"/>
+                <w:lang w:val="en-US" w:eastAsia="zh-CN"/>
+              </w:rPr>
+              <w:t>register</w:t>
+            </w:r>
+          </w:p>
+        </w:tc>
+        <w:tc>
+          <w:tcPr>
+            <w:tcW w:w="1771" w:type="dxa"/>
+          </w:tcPr>
+          <w:p>
+            <w:pPr>
+              <w:numPr>
+                <w:numId w:val="0"/>
+              </w:numPr>
+              <w:jc w:val="both"/>
+              <w:rPr>
+                <w:rFonts w:hint="default"/>
+                <w:vertAlign w:val="baseline"/>
+                <w:lang w:val="en-US" w:eastAsia="zh-CN"/>
+              </w:rPr>
+            </w:pPr>
+            <w:r>
+              <w:rPr>
+                <w:rFonts w:hint="eastAsia"/>
+                <w:vertAlign w:val="baseline"/>
+                <w:lang w:val="en-US" w:eastAsia="zh-CN"/>
+              </w:rPr>
+              <w:t>true</w:t>
+            </w:r>
+          </w:p>
+        </w:tc>
+        <w:tc>
+          <w:tcPr>
+            <w:tcW w:w="1772" w:type="dxa"/>
+          </w:tcPr>
+          <w:p>
+            <w:pPr>
+              <w:numPr>
+                <w:numId w:val="0"/>
+              </w:numPr>
+              <w:jc w:val="both"/>
+              <w:rPr>
+                <w:rFonts w:hint="default"/>
+                <w:vertAlign w:val="baseline"/>
+                <w:lang w:val="en-US" w:eastAsia="zh-CN"/>
+              </w:rPr>
+            </w:pPr>
+          </w:p>
+        </w:tc>
+      </w:tr>
+      <w:tr>
+        <w:tblPrEx>
+          <w:tblBorders>
+            <w:top w:val="single" w:color="auto" w:sz="4" w:space="0"/>
+            <w:left w:val="single" w:color="auto" w:sz="4" w:space="0"/>
+            <w:bottom w:val="single" w:color="auto" w:sz="4" w:space="0"/>
+            <w:right w:val="single" w:color="auto" w:sz="4" w:space="0"/>
+            <w:insideH w:val="single" w:color="auto" w:sz="4" w:space="0"/>
+            <w:insideV w:val="single" w:color="auto" w:sz="4" w:space="0"/>
+          </w:tblBorders>
+        </w:tblPrEx>
+        <w:tc>
+          <w:tcPr>
+            <w:tcW w:w="1771" w:type="dxa"/>
+          </w:tcPr>
+          <w:p>
+            <w:pPr>
+              <w:numPr>
+                <w:numId w:val="0"/>
+              </w:numPr>
+              <w:jc w:val="both"/>
+              <w:rPr>
+                <w:rFonts w:hint="default"/>
+                <w:vertAlign w:val="baseline"/>
+                <w:lang w:val="en-US" w:eastAsia="zh-CN"/>
+              </w:rPr>
+            </w:pPr>
+            <w:r>
+              <w:rPr>
+                <w:rFonts w:hint="eastAsia"/>
+                <w:vertAlign w:val="baseline"/>
+                <w:lang w:val="en-US" w:eastAsia="zh-CN"/>
+              </w:rPr>
+              <w:t>delete</w:t>
+            </w:r>
+          </w:p>
+        </w:tc>
+        <w:tc>
+          <w:tcPr>
+            <w:tcW w:w="1771" w:type="dxa"/>
+          </w:tcPr>
+          <w:p>
+            <w:pPr>
+              <w:numPr>
+                <w:numId w:val="0"/>
+              </w:numPr>
+              <w:jc w:val="both"/>
+              <w:rPr>
+                <w:rFonts w:hint="default"/>
+                <w:vertAlign w:val="baseline"/>
+                <w:lang w:val="en-US" w:eastAsia="zh-CN"/>
+              </w:rPr>
+            </w:pPr>
+            <w:r>
+              <w:rPr>
+                <w:rFonts w:hint="eastAsia"/>
+                <w:vertAlign w:val="baseline"/>
+                <w:lang w:val="en-US" w:eastAsia="zh-CN"/>
+              </w:rPr>
+              <w:t>goto</w:t>
+            </w:r>
+          </w:p>
+        </w:tc>
+        <w:tc>
+          <w:tcPr>
+            <w:tcW w:w="1771" w:type="dxa"/>
+          </w:tcPr>
+          <w:p>
+            <w:pPr>
+              <w:numPr>
+                <w:numId w:val="0"/>
+              </w:numPr>
+              <w:jc w:val="both"/>
+              <w:rPr>
+                <w:rFonts w:hint="default"/>
+                <w:vertAlign w:val="baseline"/>
+                <w:lang w:val="en-US" w:eastAsia="zh-CN"/>
+              </w:rPr>
+            </w:pPr>
+            <w:r>
+              <w:rPr>
+                <w:rFonts w:hint="eastAsia"/>
+                <w:vertAlign w:val="baseline"/>
+                <w:lang w:val="en-US" w:eastAsia="zh-CN"/>
+              </w:rPr>
+              <w:t>reinterpret_cast</w:t>
+            </w:r>
+          </w:p>
+        </w:tc>
+        <w:tc>
+          <w:tcPr>
+            <w:tcW w:w="1771" w:type="dxa"/>
+          </w:tcPr>
+          <w:p>
+            <w:pPr>
+              <w:numPr>
+                <w:numId w:val="0"/>
+              </w:numPr>
+              <w:jc w:val="both"/>
+              <w:rPr>
+                <w:rFonts w:hint="default"/>
+                <w:vertAlign w:val="baseline"/>
+                <w:lang w:val="en-US" w:eastAsia="zh-CN"/>
+              </w:rPr>
+            </w:pPr>
+            <w:r>
+              <w:rPr>
+                <w:rFonts w:hint="eastAsia"/>
+                <w:vertAlign w:val="baseline"/>
+                <w:lang w:val="en-US" w:eastAsia="zh-CN"/>
+              </w:rPr>
+              <w:t>try</w:t>
+            </w:r>
+          </w:p>
+        </w:tc>
+        <w:tc>
+          <w:tcPr>
+            <w:tcW w:w="1772" w:type="dxa"/>
+          </w:tcPr>
+          <w:p>
+            <w:pPr>
+              <w:numPr>
+                <w:numId w:val="0"/>
+              </w:numPr>
+              <w:jc w:val="both"/>
+              <w:rPr>
+                <w:rFonts w:hint="default"/>
+                <w:vertAlign w:val="baseline"/>
+                <w:lang w:val="en-US" w:eastAsia="zh-CN"/>
+              </w:rPr>
+            </w:pPr>
+          </w:p>
+        </w:tc>
+      </w:tr>
+    </w:tbl>
+    <w:p>
+      <w:pPr>
+        <w:numPr>
+          <w:numId w:val="0"/>
+        </w:numPr>
+        <w:jc w:val="both"/>
+        <w:rPr>
+          <w:rFonts w:hint="eastAsia"/>
+          <w:lang w:val="en-US" w:eastAsia="zh-CN"/>
+        </w:rPr>
+      </w:pPr>
+    </w:p>
+    <w:p>
+      <w:pPr>
+        <w:numPr>
+          <w:ilvl w:val="0"/>
+          <w:numId w:val="2"/>
+        </w:numPr>
+        <w:ind w:left="0" w:leftChars="0" w:firstLine="0" w:firstLineChars="0"/>
+        <w:jc w:val="both"/>
+        <w:rPr>
+          <w:rFonts w:hint="eastAsia"/>
+          <w:lang w:val="en-US" w:eastAsia="zh-CN"/>
+        </w:rPr>
+      </w:pPr>
+      <w:r>
+        <w:rPr>
+          <w:rFonts w:hint="eastAsia"/>
+          <w:lang w:val="en-US" w:eastAsia="zh-CN"/>
+        </w:rPr>
+        <w:t>标识符命名规则：</w:t>
+      </w:r>
+    </w:p>
+    <w:p>
+      <w:pPr>
+        <w:numPr>
+          <w:ilvl w:val="0"/>
+          <w:numId w:val="3"/>
+        </w:numPr>
+        <w:ind w:left="420" w:leftChars="0" w:hanging="420" w:firstLineChars="0"/>
+        <w:jc w:val="both"/>
+        <w:rPr>
+          <w:rFonts w:hint="default"/>
+          <w:lang w:val="en-US" w:eastAsia="zh-CN"/>
+        </w:rPr>
+      </w:pPr>
+      <w:r>
+        <w:rPr>
+          <w:rFonts w:hint="eastAsia"/>
+          <w:lang w:val="en-US" w:eastAsia="zh-CN"/>
+        </w:rPr>
+        <w:t>标识符不能是关键字</w:t>
+      </w:r>
+    </w:p>
+    <w:p>
+      <w:pPr>
+        <w:numPr>
+          <w:ilvl w:val="0"/>
+          <w:numId w:val="3"/>
+        </w:numPr>
+        <w:ind w:left="420" w:leftChars="0" w:hanging="420" w:firstLineChars="0"/>
+        <w:jc w:val="both"/>
+        <w:rPr>
+          <w:rFonts w:hint="default"/>
+          <w:lang w:val="en-US" w:eastAsia="zh-CN"/>
+        </w:rPr>
+      </w:pPr>
+      <w:r>
+        <w:rPr>
+          <w:rFonts w:hint="eastAsia"/>
+          <w:lang w:val="en-US" w:eastAsia="zh-CN"/>
+        </w:rPr>
+        <w:t>标识符只能由字母、数字、下划线组成</w:t>
+      </w:r>
+    </w:p>
+    <w:p>
+      <w:pPr>
+        <w:numPr>
+          <w:ilvl w:val="0"/>
+          <w:numId w:val="3"/>
+        </w:numPr>
+        <w:ind w:left="420" w:leftChars="0" w:hanging="420" w:firstLineChars="0"/>
+        <w:jc w:val="both"/>
+        <w:rPr>
+          <w:rFonts w:hint="default"/>
+          <w:lang w:val="en-US" w:eastAsia="zh-CN"/>
+        </w:rPr>
+      </w:pPr>
+      <w:r>
+        <w:rPr>
+          <w:rFonts w:hint="eastAsia"/>
+          <w:lang w:val="en-US" w:eastAsia="zh-CN"/>
+        </w:rPr>
+        <w:t>第一个字符必须为字母或下划线</w:t>
+      </w:r>
+    </w:p>
+    <w:p>
+      <w:pPr>
+        <w:numPr>
+          <w:ilvl w:val="0"/>
+          <w:numId w:val="3"/>
+        </w:numPr>
+        <w:ind w:left="420" w:leftChars="0" w:hanging="420" w:firstLineChars="0"/>
+        <w:jc w:val="both"/>
+        <w:rPr>
+          <w:rFonts w:hint="default"/>
+          <w:lang w:val="en-US" w:eastAsia="zh-CN"/>
+        </w:rPr>
+      </w:pPr>
+      <w:r>
+        <w:rPr>
+          <w:rFonts w:hint="eastAsia"/>
+          <w:lang w:val="en-US" w:eastAsia="zh-CN"/>
+        </w:rPr>
+        <w:t>标识符中的字母区分大小写</w:t>
+      </w:r>
+      <w:bookmarkStart w:id="0" w:name="_GoBack"/>
+      <w:bookmarkEnd w:id="0"/>
+    </w:p>
     <w:sectPr>
       <w:pgSz w:w="12240" w:h="15840"/>
       <w:pgMar w:top="1440" w:right="1800" w:bottom="1440" w:left="1800" w:header="720" w:footer="720" w:gutter="0"/>
@@ -546,6 +2577,23 @@
 <file path=word/numbering.xml><?xml version="1.0" encoding="utf-8"?>
 <w:numbering xmlns:wpc="http://schemas.microsoft.com/office/word/2010/wordprocessingCanvas" xmlns:mc="http://schemas.openxmlformats.org/markup-compatibility/2006" xmlns:o="urn:schemas-microsoft-com:office:office" xmlns:r="http://schemas.openxmlformats.org/officeDocument/2006/relationships" xmlns:m="http://schemas.openxmlformats.org/officeDocument/2006/math" xmlns:v="urn:schemas-microsoft-com:vml" xmlns:wp14="http://schemas.microsoft.com/office/word/2010/wordprocessingDrawing" xmlns:wp="http://schemas.openxmlformats.org/drawingml/2006/wordprocessingDrawing" xmlns:w10="urn:schemas-microsoft-com:office:word" xmlns:w="http://schemas.openxmlformats.org/wordprocessingml/2006/main" xmlns:w14="http://schemas.microsoft.com/office/word/2010/wordml" xmlns:wpg="http://schemas.microsoft.com/office/word/2010/wordprocessingGroup" xmlns:wpi="http://schemas.microsoft.com/office/word/2010/wordprocessingInk" xmlns:wne="http://schemas.microsoft.com/office/word/2006/wordml" xmlns:wps="http://schemas.microsoft.com/office/word/2010/wordprocessingShape" xmlns:wpsCustomData="http://www.wps.cn/officeDocument/2013/wpsCustomData" mc:Ignorable="w14 wp14">
   <w:abstractNum w:abstractNumId="0">
+    <w:nsid w:val="97B14AD1"/>
+    <w:multiLevelType w:val="singleLevel"/>
+    <w:tmpl w:val="97B14AD1"/>
+    <w:lvl w:ilvl="0" w:tentative="0">
+      <w:start w:val="1"/>
+      <w:numFmt w:val="bullet"/>
+      <w:lvlText w:val=""/>
+      <w:lvlJc w:val="left"/>
+      <w:pPr>
+        <w:ind w:left="420" w:hanging="420"/>
+      </w:pPr>
+      <w:rPr>
+        <w:rFonts w:hint="default" w:ascii="Wingdings" w:hAnsi="Wingdings"/>
+      </w:rPr>
+    </w:lvl>
+  </w:abstractNum>
+  <w:abstractNum w:abstractNumId="1">
     <w:nsid w:val="1C936D10"/>
     <w:multiLevelType w:val="singleLevel"/>
     <w:tmpl w:val="1C936D10"/>
@@ -557,7 +2605,25 @@
       <w:lvlJc w:val="left"/>
     </w:lvl>
   </w:abstractNum>
+  <w:abstractNum w:abstractNumId="2">
+    <w:nsid w:val="39735681"/>
+    <w:multiLevelType w:val="singleLevel"/>
+    <w:tmpl w:val="39735681"/>
+    <w:lvl w:ilvl="0" w:tentative="0">
+      <w:start w:val="1"/>
+      <w:numFmt w:val="decimal"/>
+      <w:suff w:val="nothing"/>
+      <w:lvlText w:val="%1、"/>
+      <w:lvlJc w:val="left"/>
+    </w:lvl>
+  </w:abstractNum>
   <w:num w:numId="1">
+    <w:abstractNumId w:val="1"/>
+  </w:num>
+  <w:num w:numId="2">
+    <w:abstractNumId w:val="2"/>
+  </w:num>
+  <w:num w:numId="3">
     <w:abstractNumId w:val="0"/>
   </w:num>
 </w:numbering>
@@ -872,7 +2938,7 @@
       <w:sz w:val="32"/>
     </w:rPr>
   </w:style>
-  <w:style w:type="character" w:default="1" w:styleId="5">
+  <w:style w:type="character" w:default="1" w:styleId="6">
     <w:name w:val="Default Paragraph Font"/>
     <w:semiHidden/>
     <w:uiPriority w:val="0"/>
@@ -888,6 +2954,25 @@
         <w:bottom w:w="0" w:type="dxa"/>
         <w:right w:w="108" w:type="dxa"/>
       </w:tblCellMar>
+    </w:tblPr>
+  </w:style>
+  <w:style w:type="table" w:styleId="5">
+    <w:name w:val="Table Grid"/>
+    <w:basedOn w:val="4"/>
+    <w:uiPriority w:val="0"/>
+    <w:pPr>
+      <w:widowControl w:val="0"/>
+      <w:jc w:val="both"/>
+    </w:pPr>
+    <w:tblPr>
+      <w:tblBorders>
+        <w:top w:val="single" w:color="auto" w:sz="4" w:space="0"/>
+        <w:left w:val="single" w:color="auto" w:sz="4" w:space="0"/>
+        <w:bottom w:val="single" w:color="auto" w:sz="4" w:space="0"/>
+        <w:right w:val="single" w:color="auto" w:sz="4" w:space="0"/>
+        <w:insideH w:val="single" w:color="auto" w:sz="4" w:space="0"/>
+        <w:insideV w:val="single" w:color="auto" w:sz="4" w:space="0"/>
+      </w:tblBorders>
     </w:tblPr>
   </w:style>
 </w:styles>
